--- a/3-能力管理/运行记录类文件/030202-运维服务能力管理指标达成情况(截止2025年10月).docx
+++ b/3-能力管理/运行记录类文件/030202-运维服务能力管理指标达成情况(截止2025年10月).docx
@@ -21,7 +21,16 @@
           <w:rFonts w:hint="eastAsia"/>
           <w:lang w:val="en-US" w:eastAsia="zh-CN"/>
         </w:rPr>
-        <w:t>指标达成情况(截止2025年10月)</w:t>
+        <w:t>指标达成情况（截止</w:t>
+      </w:r>
+      <w:bookmarkStart w:id="1" w:name="_GoBack"/>
+      <w:bookmarkEnd w:id="1"/>
+      <w:r>
+        <w:rPr>
+          <w:rFonts w:hint="eastAsia"/>
+          <w:lang w:val="en-US" w:eastAsia="zh-CN"/>
+        </w:rPr>
+        <w:t>2025年10月）</w:t>
       </w:r>
     </w:p>
     <w:p>
@@ -128,7 +137,8 @@
     <w:p>
       <w:pPr>
         <w:spacing w:before="55" w:line="220" w:lineRule="auto"/>
-        <w:ind w:left="24"/>
+        <w:ind w:left="0" w:leftChars="0" w:right="0" w:rightChars="0" w:firstLine="0" w:firstLineChars="0"/>
+        <w:jc w:val="center"/>
         <w:rPr>
           <w:rFonts w:ascii="宋体" w:hAnsi="宋体" w:eastAsia="宋体" w:cs="宋体"/>
           <w:sz w:val="28"/>
@@ -940,19 +950,15 @@
       </w:tr>
     </w:tbl>
     <w:p>
-      <w:pPr>
-        <w:sectPr>
-          <w:pgSz w:w="11906" w:h="16839"/>
-          <w:pgMar w:top="1093" w:right="1457" w:bottom="0" w:left="1785" w:header="0" w:footer="0" w:gutter="0"/>
-          <w:cols w:space="720" w:num="1"/>
-        </w:sectPr>
-      </w:pPr>
+      <w:r>
+        <w:br w:type="page"/>
+      </w:r>
     </w:p>
     <w:tbl>
       <w:tblPr>
         <w:tblStyle w:val="24"/>
         <w:tblW w:w="10230" w:type="dxa"/>
-        <w:tblInd w:w="0" w:type="dxa"/>
+        <w:jc w:val="center"/>
         <w:tblBorders>
           <w:top w:val="single" w:color="000000" w:sz="4" w:space="0"/>
           <w:left w:val="single" w:color="000000" w:sz="4" w:space="0"/>
@@ -973,8 +979,8 @@
         <w:gridCol w:w="520"/>
         <w:gridCol w:w="1050"/>
         <w:gridCol w:w="690"/>
-        <w:gridCol w:w="2410"/>
-        <w:gridCol w:w="720"/>
+        <w:gridCol w:w="2580"/>
+        <w:gridCol w:w="550"/>
         <w:gridCol w:w="630"/>
         <w:gridCol w:w="570"/>
         <w:gridCol w:w="320"/>
@@ -1006,7 +1012,8 @@
           </w:tblCellMar>
         </w:tblPrEx>
         <w:trPr>
-          <w:trHeight w:val="679" w:hRule="atLeast"/>
+          <w:trHeight w:val="429" w:hRule="atLeast"/>
+          <w:jc w:val="center"/>
         </w:trPr>
         <w:tc>
           <w:tcPr>
@@ -1100,6 +1107,7 @@
         </w:tblPrEx>
         <w:trPr>
           <w:trHeight w:val="241" w:hRule="atLeast"/>
+          <w:jc w:val="center"/>
         </w:trPr>
         <w:tc>
           <w:tcPr>
@@ -1172,7 +1180,7 @@
         </w:tc>
         <w:tc>
           <w:tcPr>
-            <w:tcW w:w="2410" w:type="dxa"/>
+            <w:tcW w:w="2580" w:type="dxa"/>
             <w:vMerge w:val="restart"/>
             <w:shd w:val="clear" w:color="auto" w:fill="BFBFBF"/>
             <w:vAlign w:val="center"/>
@@ -1206,7 +1214,7 @@
         </w:tc>
         <w:tc>
           <w:tcPr>
-            <w:tcW w:w="720" w:type="dxa"/>
+            <w:tcW w:w="550" w:type="dxa"/>
             <w:vMerge w:val="restart"/>
             <w:shd w:val="clear" w:color="auto" w:fill="BFBFBF"/>
             <w:vAlign w:val="center"/>
@@ -1215,7 +1223,7 @@
             <w:pPr>
               <w:pStyle w:val="25"/>
               <w:spacing w:before="134" w:line="220" w:lineRule="auto"/>
-              <w:jc w:val="center"/>
+              <w:jc w:val="both"/>
               <w:rPr>
                 <w:rFonts w:hint="eastAsia" w:ascii="宋体" w:hAnsi="宋体" w:eastAsia="宋体" w:cs="宋体"/>
                 <w:b/>
@@ -1363,6 +1371,7 @@
         </w:tblPrEx>
         <w:trPr>
           <w:trHeight w:val="241" w:hRule="atLeast"/>
+          <w:jc w:val="center"/>
         </w:trPr>
         <w:tc>
           <w:tcPr>
@@ -1397,7 +1406,7 @@
         </w:tc>
         <w:tc>
           <w:tcPr>
-            <w:tcW w:w="2410" w:type="dxa"/>
+            <w:tcW w:w="2580" w:type="dxa"/>
             <w:vMerge w:val="continue"/>
             <w:shd w:val="clear" w:color="auto" w:fill="BFBFBF"/>
             <w:vAlign w:val="center"/>
@@ -1412,7 +1421,7 @@
         </w:tc>
         <w:tc>
           <w:tcPr>
-            <w:tcW w:w="720" w:type="dxa"/>
+            <w:tcW w:w="550" w:type="dxa"/>
             <w:vMerge w:val="continue"/>
             <w:shd w:val="clear" w:color="auto" w:fill="BFBFBF"/>
             <w:vAlign w:val="center"/>
@@ -1763,6 +1772,7 @@
         </w:tblPrEx>
         <w:trPr>
           <w:trHeight w:val="408" w:hRule="atLeast"/>
+          <w:jc w:val="center"/>
         </w:trPr>
         <w:tc>
           <w:tcPr>
@@ -1821,7 +1831,7 @@
         </w:tc>
         <w:tc>
           <w:tcPr>
-            <w:tcW w:w="2410" w:type="dxa"/>
+            <w:tcW w:w="2580" w:type="dxa"/>
           </w:tcPr>
           <w:p>
             <w:pPr>
@@ -1855,27 +1865,27 @@
         </w:tc>
         <w:tc>
           <w:tcPr>
-            <w:tcW w:w="720" w:type="dxa"/>
-          </w:tcPr>
-          <w:p>
-            <w:pPr>
-              <w:pStyle w:val="25"/>
-              <w:spacing w:before="69" w:line="220" w:lineRule="auto"/>
-              <w:rPr>
-                <w:rFonts w:hint="eastAsia" w:ascii="宋体" w:hAnsi="宋体" w:eastAsia="宋体" w:cs="宋体"/>
-                <w:spacing w:val="-3"/>
-                <w:sz w:val="15"/>
-                <w:szCs w:val="15"/>
-              </w:rPr>
-            </w:pPr>
-            <w:r>
-              <w:rPr>
-                <w:rFonts w:hint="eastAsia" w:ascii="宋体" w:hAnsi="宋体" w:eastAsia="宋体" w:cs="宋体"/>
-                <w:spacing w:val="-3"/>
-                <w:sz w:val="15"/>
-                <w:szCs w:val="15"/>
-              </w:rPr>
-              <w:t>按季度</w:t>
+            <w:tcW w:w="550" w:type="dxa"/>
+          </w:tcPr>
+          <w:p>
+            <w:pPr>
+              <w:pStyle w:val="25"/>
+              <w:spacing w:before="69" w:line="220" w:lineRule="auto"/>
+              <w:rPr>
+                <w:rFonts w:hint="eastAsia" w:ascii="宋体" w:hAnsi="宋体" w:eastAsia="宋体" w:cs="宋体"/>
+                <w:spacing w:val="-3"/>
+                <w:sz w:val="15"/>
+                <w:szCs w:val="15"/>
+              </w:rPr>
+            </w:pPr>
+            <w:r>
+              <w:rPr>
+                <w:rFonts w:hint="eastAsia" w:ascii="宋体" w:hAnsi="宋体" w:eastAsia="宋体" w:cs="宋体"/>
+                <w:spacing w:val="-3"/>
+                <w:sz w:val="15"/>
+                <w:szCs w:val="15"/>
+              </w:rPr>
+              <w:t>季度</w:t>
             </w:r>
           </w:p>
         </w:tc>
@@ -2285,6 +2295,7 @@
         </w:tblPrEx>
         <w:trPr>
           <w:trHeight w:val="384" w:hRule="atLeast"/>
+          <w:jc w:val="center"/>
         </w:trPr>
         <w:tc>
           <w:tcPr>
@@ -2330,7 +2341,7 @@
         </w:tc>
         <w:tc>
           <w:tcPr>
-            <w:tcW w:w="2410" w:type="dxa"/>
+            <w:tcW w:w="2580" w:type="dxa"/>
           </w:tcPr>
           <w:p>
             <w:pPr>
@@ -2356,27 +2367,27 @@
         </w:tc>
         <w:tc>
           <w:tcPr>
-            <w:tcW w:w="720" w:type="dxa"/>
-          </w:tcPr>
-          <w:p>
-            <w:pPr>
-              <w:pStyle w:val="25"/>
-              <w:spacing w:before="69" w:line="220" w:lineRule="auto"/>
-              <w:rPr>
-                <w:rFonts w:hint="eastAsia" w:ascii="宋体" w:hAnsi="宋体" w:eastAsia="宋体" w:cs="宋体"/>
-                <w:spacing w:val="-3"/>
-                <w:sz w:val="15"/>
-                <w:szCs w:val="15"/>
-              </w:rPr>
-            </w:pPr>
-            <w:r>
-              <w:rPr>
-                <w:rFonts w:hint="eastAsia" w:ascii="宋体" w:hAnsi="宋体" w:eastAsia="宋体" w:cs="宋体"/>
-                <w:spacing w:val="-3"/>
-                <w:sz w:val="15"/>
-                <w:szCs w:val="15"/>
-              </w:rPr>
-              <w:t>按季度</w:t>
+            <w:tcW w:w="550" w:type="dxa"/>
+          </w:tcPr>
+          <w:p>
+            <w:pPr>
+              <w:pStyle w:val="25"/>
+              <w:spacing w:before="69" w:line="220" w:lineRule="auto"/>
+              <w:rPr>
+                <w:rFonts w:hint="eastAsia" w:ascii="宋体" w:hAnsi="宋体" w:eastAsia="宋体" w:cs="宋体"/>
+                <w:spacing w:val="-3"/>
+                <w:sz w:val="15"/>
+                <w:szCs w:val="15"/>
+              </w:rPr>
+            </w:pPr>
+            <w:r>
+              <w:rPr>
+                <w:rFonts w:hint="eastAsia" w:ascii="宋体" w:hAnsi="宋体" w:eastAsia="宋体" w:cs="宋体"/>
+                <w:spacing w:val="-3"/>
+                <w:sz w:val="15"/>
+                <w:szCs w:val="15"/>
+              </w:rPr>
+              <w:t>季度</w:t>
             </w:r>
           </w:p>
         </w:tc>
@@ -2802,6 +2813,7 @@
         </w:tblPrEx>
         <w:trPr>
           <w:trHeight w:val="467" w:hRule="atLeast"/>
+          <w:jc w:val="center"/>
         </w:trPr>
         <w:tc>
           <w:tcPr>
@@ -2849,87 +2861,57 @@
         </w:tc>
         <w:tc>
           <w:tcPr>
-            <w:tcW w:w="2410" w:type="dxa"/>
-          </w:tcPr>
-          <w:p>
-            <w:pPr>
-              <w:pStyle w:val="25"/>
-              <w:spacing w:before="69" w:line="220" w:lineRule="auto"/>
-              <w:rPr>
-                <w:rFonts w:hint="eastAsia" w:ascii="宋体" w:hAnsi="宋体" w:eastAsia="宋体" w:cs="宋体"/>
-                <w:spacing w:val="-3"/>
-                <w:sz w:val="15"/>
-                <w:szCs w:val="15"/>
-                <w:lang w:val="en-US" w:eastAsia="zh-CN"/>
-              </w:rPr>
-            </w:pPr>
-            <w:r>
-              <w:rPr>
-                <w:rFonts w:hint="eastAsia" w:ascii="宋体" w:hAnsi="宋体" w:eastAsia="宋体" w:cs="宋体"/>
-                <w:spacing w:val="-3"/>
-                <w:sz w:val="15"/>
-                <w:szCs w:val="15"/>
-                <w:lang w:eastAsia="zh-CN"/>
-              </w:rPr>
-              <w:t>（</w:t>
-            </w:r>
-            <w:r>
-              <w:rPr>
-                <w:rFonts w:hint="eastAsia" w:ascii="宋体" w:hAnsi="宋体" w:eastAsia="宋体" w:cs="宋体"/>
-                <w:spacing w:val="-3"/>
-                <w:sz w:val="15"/>
-                <w:szCs w:val="15"/>
-                <w:lang w:val="en-US" w:eastAsia="zh-CN"/>
-              </w:rPr>
-              <w:t>实际到岗人数</w:t>
-            </w:r>
-            <w:r>
-              <w:rPr>
-                <w:rFonts w:hint="eastAsia" w:ascii="宋体" w:hAnsi="宋体" w:eastAsia="宋体" w:cs="宋体"/>
-                <w:spacing w:val="-3"/>
-                <w:sz w:val="15"/>
-                <w:szCs w:val="15"/>
-                <w:lang w:eastAsia="zh-CN"/>
-              </w:rPr>
-              <w:t>）</w:t>
-            </w:r>
-            <w:r>
-              <w:rPr>
-                <w:rFonts w:hint="eastAsia" w:ascii="宋体" w:hAnsi="宋体" w:eastAsia="宋体" w:cs="宋体"/>
-                <w:spacing w:val="-3"/>
-                <w:sz w:val="15"/>
-                <w:szCs w:val="15"/>
-                <w:lang w:val="en-US" w:eastAsia="zh-CN"/>
-              </w:rPr>
-              <w:t>/应到岗人数*100%</w:t>
-            </w:r>
-          </w:p>
-        </w:tc>
-        <w:tc>
-          <w:tcPr>
-            <w:tcW w:w="720" w:type="dxa"/>
-          </w:tcPr>
-          <w:p>
-            <w:pPr>
-              <w:pStyle w:val="25"/>
-              <w:spacing w:before="69" w:line="220" w:lineRule="auto"/>
-              <w:rPr>
-                <w:rFonts w:hint="eastAsia" w:ascii="宋体" w:hAnsi="宋体" w:eastAsia="宋体" w:cs="宋体"/>
-                <w:spacing w:val="-3"/>
-                <w:sz w:val="15"/>
-                <w:szCs w:val="15"/>
-                <w:lang w:val="en-US" w:eastAsia="zh-CN"/>
-              </w:rPr>
-            </w:pPr>
-            <w:r>
-              <w:rPr>
-                <w:rFonts w:hint="eastAsia" w:ascii="宋体" w:hAnsi="宋体" w:eastAsia="宋体" w:cs="宋体"/>
-                <w:spacing w:val="-3"/>
-                <w:sz w:val="15"/>
-                <w:szCs w:val="15"/>
-                <w:lang w:val="en-US" w:eastAsia="zh-CN"/>
-              </w:rPr>
-              <w:t>按季度</w:t>
+            <w:tcW w:w="2580" w:type="dxa"/>
+          </w:tcPr>
+          <w:p>
+            <w:pPr>
+              <w:pStyle w:val="25"/>
+              <w:spacing w:before="69" w:line="220" w:lineRule="auto"/>
+              <w:rPr>
+                <w:rFonts w:hint="eastAsia" w:ascii="宋体" w:hAnsi="宋体" w:eastAsia="宋体" w:cs="宋体"/>
+                <w:spacing w:val="-3"/>
+                <w:sz w:val="15"/>
+                <w:szCs w:val="15"/>
+                <w:lang w:val="en-US" w:eastAsia="zh-CN"/>
+              </w:rPr>
+            </w:pPr>
+            <w:r>
+              <w:rPr>
+                <w:rFonts w:hint="eastAsia" w:ascii="宋体" w:hAnsi="宋体" w:eastAsia="宋体" w:cs="宋体"/>
+                <w:spacing w:val="-3"/>
+                <w:sz w:val="15"/>
+                <w:szCs w:val="15"/>
+                <w:lang w:val="en-US" w:eastAsia="zh-CN"/>
+              </w:rPr>
+              <w:t>实际到岗人数/应到岗人数*100%</w:t>
+            </w:r>
+          </w:p>
+        </w:tc>
+        <w:tc>
+          <w:tcPr>
+            <w:tcW w:w="550" w:type="dxa"/>
+          </w:tcPr>
+          <w:p>
+            <w:pPr>
+              <w:pStyle w:val="25"/>
+              <w:spacing w:before="69" w:line="220" w:lineRule="auto"/>
+              <w:rPr>
+                <w:rFonts w:hint="eastAsia" w:ascii="宋体" w:hAnsi="宋体" w:eastAsia="宋体" w:cs="宋体"/>
+                <w:spacing w:val="-3"/>
+                <w:sz w:val="15"/>
+                <w:szCs w:val="15"/>
+                <w:lang w:val="en-US" w:eastAsia="zh-CN"/>
+              </w:rPr>
+            </w:pPr>
+            <w:r>
+              <w:rPr>
+                <w:rFonts w:hint="eastAsia" w:ascii="宋体" w:hAnsi="宋体" w:eastAsia="宋体" w:cs="宋体"/>
+                <w:spacing w:val="-3"/>
+                <w:sz w:val="15"/>
+                <w:szCs w:val="15"/>
+                <w:lang w:val="en-US" w:eastAsia="zh-CN"/>
+              </w:rPr>
+              <w:t>季度</w:t>
             </w:r>
           </w:p>
         </w:tc>
@@ -3376,6 +3358,7 @@
         </w:tblPrEx>
         <w:trPr>
           <w:trHeight w:val="412" w:hRule="atLeast"/>
+          <w:jc w:val="center"/>
         </w:trPr>
         <w:tc>
           <w:tcPr>
@@ -3425,69 +3408,59 @@
         </w:tc>
         <w:tc>
           <w:tcPr>
-            <w:tcW w:w="2410" w:type="dxa"/>
-            <w:shd w:val="clear" w:color="auto" w:fill="auto"/>
-          </w:tcPr>
-          <w:p>
-            <w:pPr>
-              <w:pStyle w:val="25"/>
-              <w:spacing w:before="69" w:line="220" w:lineRule="auto"/>
-              <w:rPr>
-                <w:rFonts w:hint="eastAsia" w:ascii="宋体" w:hAnsi="宋体" w:eastAsia="宋体" w:cs="宋体"/>
-                <w:spacing w:val="-3"/>
-                <w:sz w:val="15"/>
-                <w:szCs w:val="15"/>
-                <w:lang w:val="en-US" w:eastAsia="zh-CN"/>
-              </w:rPr>
-            </w:pPr>
-            <w:r>
-              <w:rPr>
-                <w:rFonts w:hint="eastAsia" w:ascii="宋体" w:hAnsi="宋体" w:eastAsia="宋体" w:cs="宋体"/>
-                <w:spacing w:val="-3"/>
-                <w:sz w:val="15"/>
-                <w:szCs w:val="15"/>
-                <w:lang w:eastAsia="zh-CN"/>
-              </w:rPr>
-              <w:t>（</w:t>
-            </w:r>
-            <w:r>
-              <w:rPr>
-                <w:rFonts w:hint="eastAsia" w:ascii="宋体" w:hAnsi="宋体" w:eastAsia="宋体" w:cs="宋体"/>
-                <w:spacing w:val="-3"/>
-                <w:sz w:val="15"/>
-                <w:szCs w:val="15"/>
-                <w:lang w:val="en-US" w:eastAsia="zh-CN"/>
-              </w:rPr>
-              <w:t>考核合格人数)/考核总人数*100%</w:t>
-            </w:r>
-          </w:p>
-        </w:tc>
-        <w:tc>
-          <w:tcPr>
-            <w:tcW w:w="720" w:type="dxa"/>
-            <w:shd w:val="clear" w:color="auto" w:fill="auto"/>
-          </w:tcPr>
-          <w:p>
-            <w:pPr>
-              <w:pStyle w:val="25"/>
-              <w:spacing w:before="69" w:line="220" w:lineRule="auto"/>
-              <w:rPr>
-                <w:rFonts w:hint="eastAsia" w:ascii="宋体" w:hAnsi="宋体" w:eastAsia="宋体" w:cs="宋体"/>
-                <w:spacing w:val="-3"/>
-                <w:sz w:val="15"/>
-                <w:szCs w:val="15"/>
-                <w:lang w:val="en-US" w:eastAsia="zh-CN"/>
-              </w:rPr>
-            </w:pPr>
-            <w:r>
-              <w:rPr>
-                <w:rFonts w:hint="eastAsia" w:ascii="宋体" w:hAnsi="宋体" w:eastAsia="宋体" w:cs="宋体"/>
-                <w:spacing w:val="-3"/>
-                <w:sz w:val="15"/>
-                <w:szCs w:val="15"/>
-                <w:lang w:val="en-US" w:eastAsia="zh-CN"/>
-              </w:rPr>
-              <w:t>按月度</w:t>
+            <w:tcW w:w="2580" w:type="dxa"/>
+            <w:shd w:val="clear" w:color="auto" w:fill="auto"/>
+          </w:tcPr>
+          <w:p>
+            <w:pPr>
+              <w:pStyle w:val="25"/>
+              <w:spacing w:before="69" w:line="220" w:lineRule="auto"/>
+              <w:rPr>
+                <w:rFonts w:hint="eastAsia" w:ascii="宋体" w:hAnsi="宋体" w:eastAsia="宋体" w:cs="宋体"/>
+                <w:spacing w:val="-3"/>
+                <w:sz w:val="15"/>
+                <w:szCs w:val="15"/>
+                <w:lang w:val="en-US" w:eastAsia="zh-CN"/>
+              </w:rPr>
+            </w:pPr>
+            <w:r>
+              <w:rPr>
+                <w:rFonts w:hint="eastAsia" w:ascii="宋体" w:hAnsi="宋体" w:eastAsia="宋体" w:cs="宋体"/>
+                <w:spacing w:val="-3"/>
+                <w:sz w:val="15"/>
+                <w:szCs w:val="15"/>
+                <w:lang w:val="en-US" w:eastAsia="zh-CN"/>
+              </w:rPr>
+              <w:t>考核合格人数/考核总人数*100%</w:t>
+            </w:r>
+          </w:p>
+        </w:tc>
+        <w:tc>
+          <w:tcPr>
+            <w:tcW w:w="550" w:type="dxa"/>
+            <w:shd w:val="clear" w:color="auto" w:fill="auto"/>
+          </w:tcPr>
+          <w:p>
+            <w:pPr>
+              <w:pStyle w:val="25"/>
+              <w:spacing w:before="69" w:line="220" w:lineRule="auto"/>
+              <w:rPr>
+                <w:rFonts w:hint="eastAsia" w:ascii="宋体" w:hAnsi="宋体" w:eastAsia="宋体" w:cs="宋体"/>
+                <w:spacing w:val="-3"/>
+                <w:sz w:val="15"/>
+                <w:szCs w:val="15"/>
+                <w:lang w:val="en-US" w:eastAsia="zh-CN"/>
+              </w:rPr>
+            </w:pPr>
+            <w:r>
+              <w:rPr>
+                <w:rFonts w:hint="eastAsia" w:ascii="宋体" w:hAnsi="宋体" w:eastAsia="宋体" w:cs="宋体"/>
+                <w:spacing w:val="-3"/>
+                <w:sz w:val="15"/>
+                <w:szCs w:val="15"/>
+                <w:lang w:val="en-US" w:eastAsia="zh-CN"/>
+              </w:rPr>
+              <w:t>月度</w:t>
             </w:r>
           </w:p>
         </w:tc>
@@ -3887,6 +3860,7 @@
         </w:tblPrEx>
         <w:trPr>
           <w:trHeight w:val="90" w:hRule="atLeast"/>
+          <w:jc w:val="center"/>
         </w:trPr>
         <w:tc>
           <w:tcPr>
@@ -3915,28 +3889,38 @@
               <w:pStyle w:val="25"/>
               <w:spacing w:before="69" w:line="220" w:lineRule="auto"/>
               <w:rPr>
-                <w:rFonts w:hint="eastAsia" w:ascii="宋体" w:hAnsi="宋体" w:eastAsia="宋体" w:cs="宋体"/>
-                <w:spacing w:val="-3"/>
-                <w:sz w:val="15"/>
-                <w:szCs w:val="15"/>
-                <w:lang w:val="en-US" w:eastAsia="zh-CN"/>
-              </w:rPr>
-            </w:pPr>
-            <w:r>
-              <w:rPr>
-                <w:rFonts w:hint="eastAsia" w:ascii="宋体" w:hAnsi="宋体" w:eastAsia="宋体" w:cs="宋体"/>
-                <w:spacing w:val="-3"/>
-                <w:sz w:val="15"/>
-                <w:szCs w:val="15"/>
-                <w:lang w:val="en-US" w:eastAsia="zh-CN"/>
-              </w:rPr>
-              <w:t>技能评价达成率</w:t>
-            </w:r>
-          </w:p>
-        </w:tc>
-        <w:tc>
-          <w:tcPr>
-            <w:tcW w:w="2410" w:type="dxa"/>
+                <w:rFonts w:hint="default" w:ascii="宋体" w:hAnsi="宋体" w:eastAsia="宋体" w:cs="宋体"/>
+                <w:spacing w:val="-3"/>
+                <w:sz w:val="15"/>
+                <w:szCs w:val="15"/>
+                <w:lang w:val="en-US" w:eastAsia="zh-CN"/>
+              </w:rPr>
+            </w:pPr>
+            <w:r>
+              <w:rPr>
+                <w:rFonts w:hint="eastAsia" w:ascii="宋体" w:hAnsi="宋体" w:eastAsia="宋体" w:cs="宋体"/>
+                <w:spacing w:val="-3"/>
+                <w:sz w:val="15"/>
+                <w:szCs w:val="15"/>
+                <w:lang w:val="en-US" w:eastAsia="zh-CN"/>
+              </w:rPr>
+              <w:t>技能评价</w:t>
+            </w:r>
+            <w:r>
+              <w:rPr>
+                <w:rFonts w:hint="eastAsia" w:cs="宋体"/>
+                <w:spacing w:val="-3"/>
+                <w:sz w:val="15"/>
+                <w:szCs w:val="15"/>
+                <w:lang w:val="en-US" w:eastAsia="zh-CN"/>
+              </w:rPr>
+              <w:t>覆盖率</w:t>
+            </w:r>
+          </w:p>
+        </w:tc>
+        <w:tc>
+          <w:tcPr>
+            <w:tcW w:w="2580" w:type="dxa"/>
             <w:shd w:val="clear" w:color="auto" w:fill="auto"/>
           </w:tcPr>
           <w:p>
@@ -3965,30 +3949,21 @@
         </w:tc>
         <w:tc>
           <w:tcPr>
-            <w:tcW w:w="720" w:type="dxa"/>
-            <w:shd w:val="clear" w:color="auto" w:fill="auto"/>
-          </w:tcPr>
-          <w:p>
-            <w:pPr>
-              <w:pStyle w:val="25"/>
-              <w:spacing w:before="69" w:line="220" w:lineRule="auto"/>
-              <w:rPr>
-                <w:rFonts w:hint="eastAsia" w:ascii="宋体" w:hAnsi="宋体" w:eastAsia="宋体" w:cs="宋体"/>
-                <w:spacing w:val="-3"/>
-                <w:sz w:val="15"/>
-                <w:szCs w:val="15"/>
-                <w:lang w:val="en-US" w:eastAsia="zh-CN"/>
-              </w:rPr>
-            </w:pPr>
-            <w:r>
-              <w:rPr>
-                <w:rFonts w:hint="eastAsia" w:ascii="宋体" w:hAnsi="宋体" w:eastAsia="宋体" w:cs="宋体"/>
-                <w:spacing w:val="-3"/>
-                <w:sz w:val="15"/>
-                <w:szCs w:val="15"/>
-              </w:rPr>
-              <w:t>按</w:t>
-            </w:r>
+            <w:tcW w:w="550" w:type="dxa"/>
+            <w:shd w:val="clear" w:color="auto" w:fill="auto"/>
+          </w:tcPr>
+          <w:p>
+            <w:pPr>
+              <w:pStyle w:val="25"/>
+              <w:spacing w:before="69" w:line="220" w:lineRule="auto"/>
+              <w:rPr>
+                <w:rFonts w:hint="eastAsia" w:ascii="宋体" w:hAnsi="宋体" w:eastAsia="宋体" w:cs="宋体"/>
+                <w:spacing w:val="-3"/>
+                <w:sz w:val="15"/>
+                <w:szCs w:val="15"/>
+                <w:lang w:val="en-US" w:eastAsia="zh-CN"/>
+              </w:rPr>
+            </w:pPr>
             <w:r>
               <w:rPr>
                 <w:rFonts w:hint="eastAsia" w:ascii="宋体" w:hAnsi="宋体" w:eastAsia="宋体" w:cs="宋体"/>
@@ -4456,6 +4431,7 @@
         </w:tblPrEx>
         <w:trPr>
           <w:trHeight w:val="90" w:hRule="atLeast"/>
+          <w:jc w:val="center"/>
         </w:trPr>
         <w:tc>
           <w:tcPr>
@@ -4509,7 +4485,7 @@
         </w:tc>
         <w:tc>
           <w:tcPr>
-            <w:tcW w:w="2410" w:type="dxa"/>
+            <w:tcW w:w="2580" w:type="dxa"/>
             <w:shd w:val="clear" w:color="auto" w:fill="auto"/>
             <w:vAlign w:val="top"/>
           </w:tcPr>
@@ -4542,7 +4518,7 @@
         </w:tc>
         <w:tc>
           <w:tcPr>
-            <w:tcW w:w="720" w:type="dxa"/>
+            <w:tcW w:w="550" w:type="dxa"/>
             <w:shd w:val="clear" w:color="auto" w:fill="auto"/>
             <w:vAlign w:val="top"/>
           </w:tcPr>
@@ -4569,7 +4545,7 @@
                 <w:szCs w:val="15"/>
                 <w:lang w:val="en-US" w:eastAsia="zh-CN"/>
               </w:rPr>
-              <w:t>按季度</w:t>
+              <w:t>季度</w:t>
             </w:r>
           </w:p>
         </w:tc>
@@ -5027,6 +5003,7 @@
         </w:tblPrEx>
         <w:trPr>
           <w:trHeight w:val="425" w:hRule="atLeast"/>
+          <w:jc w:val="center"/>
         </w:trPr>
         <w:tc>
           <w:tcPr>
@@ -5083,7 +5060,7 @@
         </w:tc>
         <w:tc>
           <w:tcPr>
-            <w:tcW w:w="2410" w:type="dxa"/>
+            <w:tcW w:w="2580" w:type="dxa"/>
           </w:tcPr>
           <w:p>
             <w:pPr>
@@ -5109,28 +5086,19 @@
         </w:tc>
         <w:tc>
           <w:tcPr>
-            <w:tcW w:w="720" w:type="dxa"/>
-          </w:tcPr>
-          <w:p>
-            <w:pPr>
-              <w:pStyle w:val="25"/>
-              <w:spacing w:before="69" w:line="220" w:lineRule="auto"/>
-              <w:rPr>
-                <w:rFonts w:hint="eastAsia" w:ascii="宋体" w:hAnsi="宋体" w:eastAsia="宋体" w:cs="宋体"/>
-                <w:spacing w:val="-3"/>
-                <w:sz w:val="15"/>
-                <w:szCs w:val="15"/>
-              </w:rPr>
-            </w:pPr>
-            <w:r>
-              <w:rPr>
-                <w:rFonts w:hint="eastAsia" w:ascii="宋体" w:hAnsi="宋体" w:eastAsia="宋体" w:cs="宋体"/>
-                <w:spacing w:val="-3"/>
-                <w:sz w:val="15"/>
-                <w:szCs w:val="15"/>
-              </w:rPr>
-              <w:t>按</w:t>
-            </w:r>
+            <w:tcW w:w="550" w:type="dxa"/>
+          </w:tcPr>
+          <w:p>
+            <w:pPr>
+              <w:pStyle w:val="25"/>
+              <w:spacing w:before="69" w:line="220" w:lineRule="auto"/>
+              <w:rPr>
+                <w:rFonts w:hint="eastAsia" w:ascii="宋体" w:hAnsi="宋体" w:eastAsia="宋体" w:cs="宋体"/>
+                <w:spacing w:val="-3"/>
+                <w:sz w:val="15"/>
+                <w:szCs w:val="15"/>
+              </w:rPr>
+            </w:pPr>
             <w:r>
               <w:rPr>
                 <w:rFonts w:hint="eastAsia" w:ascii="宋体" w:hAnsi="宋体" w:eastAsia="宋体" w:cs="宋体"/>
@@ -5572,6 +5540,7 @@
         </w:tblPrEx>
         <w:trPr>
           <w:trHeight w:val="382" w:hRule="atLeast"/>
+          <w:jc w:val="center"/>
         </w:trPr>
         <w:tc>
           <w:tcPr>
@@ -5586,42 +5555,6 @@
                 <w:szCs w:val="15"/>
               </w:rPr>
             </w:pPr>
-          </w:p>
-          <w:p>
-            <w:pPr>
-              <w:rPr>
-                <w:rFonts w:hint="eastAsia" w:ascii="宋体" w:hAnsi="宋体" w:eastAsia="宋体" w:cs="宋体"/>
-                <w:sz w:val="15"/>
-                <w:szCs w:val="15"/>
-              </w:rPr>
-            </w:pPr>
-          </w:p>
-          <w:p>
-            <w:pPr>
-              <w:rPr>
-                <w:rFonts w:hint="eastAsia" w:ascii="宋体" w:hAnsi="宋体" w:eastAsia="宋体" w:cs="宋体"/>
-                <w:sz w:val="15"/>
-                <w:szCs w:val="15"/>
-              </w:rPr>
-            </w:pPr>
-          </w:p>
-          <w:p>
-            <w:pPr>
-              <w:rPr>
-                <w:rFonts w:hint="eastAsia" w:ascii="宋体" w:hAnsi="宋体" w:eastAsia="宋体" w:cs="宋体"/>
-                <w:sz w:val="15"/>
-                <w:szCs w:val="15"/>
-              </w:rPr>
-            </w:pPr>
-          </w:p>
-          <w:p>
-            <w:pPr>
-              <w:rPr>
-                <w:rFonts w:hint="eastAsia" w:ascii="宋体" w:hAnsi="宋体" w:eastAsia="宋体" w:cs="宋体"/>
-                <w:sz w:val="15"/>
-                <w:szCs w:val="15"/>
-              </w:rPr>
-            </w:pPr>
             <w:r>
               <w:rPr>
                 <w:rFonts w:hint="eastAsia" w:ascii="宋体" w:hAnsi="宋体" w:eastAsia="宋体" w:cs="宋体"/>
@@ -5686,7 +5619,7 @@
         </w:tc>
         <w:tc>
           <w:tcPr>
-            <w:tcW w:w="2410" w:type="dxa"/>
+            <w:tcW w:w="2580" w:type="dxa"/>
           </w:tcPr>
           <w:p>
             <w:pPr>
@@ -5714,7 +5647,7 @@
         </w:tc>
         <w:tc>
           <w:tcPr>
-            <w:tcW w:w="720" w:type="dxa"/>
+            <w:tcW w:w="550" w:type="dxa"/>
           </w:tcPr>
           <w:p>
             <w:pPr>
@@ -5728,16 +5661,6 @@
                 <w:lang w:val="en-US" w:eastAsia="zh-CN"/>
               </w:rPr>
             </w:pPr>
-            <w:r>
-              <w:rPr>
-                <w:rFonts w:hint="eastAsia" w:ascii="宋体" w:hAnsi="宋体" w:eastAsia="宋体" w:cs="宋体"/>
-                <w:spacing w:val="-3"/>
-                <w:sz w:val="15"/>
-                <w:szCs w:val="15"/>
-                <w:lang w:val="en-US" w:eastAsia="zh-CN"/>
-              </w:rPr>
-              <w:t>按</w:t>
-            </w:r>
             <w:r>
               <w:rPr>
                 <w:rFonts w:hint="eastAsia" w:cs="宋体"/>
@@ -6182,6 +6105,7 @@
         </w:tblPrEx>
         <w:trPr>
           <w:trHeight w:val="482" w:hRule="atLeast"/>
+          <w:jc w:val="center"/>
         </w:trPr>
         <w:tc>
           <w:tcPr>
@@ -6251,7 +6175,7 @@
         </w:tc>
         <w:tc>
           <w:tcPr>
-            <w:tcW w:w="2410" w:type="dxa"/>
+            <w:tcW w:w="2580" w:type="dxa"/>
           </w:tcPr>
           <w:p>
             <w:pPr>
@@ -6277,27 +6201,27 @@
         </w:tc>
         <w:tc>
           <w:tcPr>
-            <w:tcW w:w="720" w:type="dxa"/>
-          </w:tcPr>
-          <w:p>
-            <w:pPr>
-              <w:pStyle w:val="25"/>
-              <w:spacing w:before="69" w:line="220" w:lineRule="auto"/>
-              <w:rPr>
-                <w:rFonts w:hint="eastAsia" w:ascii="宋体" w:hAnsi="宋体" w:eastAsia="宋体" w:cs="宋体"/>
-                <w:spacing w:val="-3"/>
-                <w:sz w:val="15"/>
-                <w:szCs w:val="15"/>
-              </w:rPr>
-            </w:pPr>
-            <w:r>
-              <w:rPr>
-                <w:rFonts w:hint="eastAsia" w:ascii="宋体" w:hAnsi="宋体" w:eastAsia="宋体" w:cs="宋体"/>
-                <w:spacing w:val="-3"/>
-                <w:sz w:val="15"/>
-                <w:szCs w:val="15"/>
-              </w:rPr>
-              <w:t>按季度</w:t>
+            <w:tcW w:w="550" w:type="dxa"/>
+          </w:tcPr>
+          <w:p>
+            <w:pPr>
+              <w:pStyle w:val="25"/>
+              <w:spacing w:before="69" w:line="220" w:lineRule="auto"/>
+              <w:rPr>
+                <w:rFonts w:hint="eastAsia" w:ascii="宋体" w:hAnsi="宋体" w:eastAsia="宋体" w:cs="宋体"/>
+                <w:spacing w:val="-3"/>
+                <w:sz w:val="15"/>
+                <w:szCs w:val="15"/>
+              </w:rPr>
+            </w:pPr>
+            <w:r>
+              <w:rPr>
+                <w:rFonts w:hint="eastAsia" w:ascii="宋体" w:hAnsi="宋体" w:eastAsia="宋体" w:cs="宋体"/>
+                <w:spacing w:val="-3"/>
+                <w:sz w:val="15"/>
+                <w:szCs w:val="15"/>
+              </w:rPr>
+              <w:t>季度</w:t>
             </w:r>
           </w:p>
         </w:tc>
@@ -6684,6 +6608,7 @@
         </w:tblPrEx>
         <w:trPr>
           <w:trHeight w:val="417" w:hRule="atLeast"/>
+          <w:jc w:val="center"/>
         </w:trPr>
         <w:tc>
           <w:tcPr>
@@ -6743,7 +6668,7 @@
         </w:tc>
         <w:tc>
           <w:tcPr>
-            <w:tcW w:w="2410" w:type="dxa"/>
+            <w:tcW w:w="2580" w:type="dxa"/>
           </w:tcPr>
           <w:p>
             <w:pPr>
@@ -6769,27 +6694,27 @@
         </w:tc>
         <w:tc>
           <w:tcPr>
-            <w:tcW w:w="720" w:type="dxa"/>
-          </w:tcPr>
-          <w:p>
-            <w:pPr>
-              <w:pStyle w:val="25"/>
-              <w:spacing w:before="69" w:line="220" w:lineRule="auto"/>
-              <w:rPr>
-                <w:rFonts w:hint="eastAsia" w:ascii="宋体" w:hAnsi="宋体" w:eastAsia="宋体" w:cs="宋体"/>
-                <w:spacing w:val="-3"/>
-                <w:sz w:val="15"/>
-                <w:szCs w:val="15"/>
-              </w:rPr>
-            </w:pPr>
-            <w:r>
-              <w:rPr>
-                <w:rFonts w:hint="eastAsia" w:ascii="宋体" w:hAnsi="宋体" w:eastAsia="宋体" w:cs="宋体"/>
-                <w:spacing w:val="-3"/>
-                <w:sz w:val="15"/>
-                <w:szCs w:val="15"/>
-              </w:rPr>
-              <w:t>按季度</w:t>
+            <w:tcW w:w="550" w:type="dxa"/>
+          </w:tcPr>
+          <w:p>
+            <w:pPr>
+              <w:pStyle w:val="25"/>
+              <w:spacing w:before="69" w:line="220" w:lineRule="auto"/>
+              <w:rPr>
+                <w:rFonts w:hint="eastAsia" w:ascii="宋体" w:hAnsi="宋体" w:eastAsia="宋体" w:cs="宋体"/>
+                <w:spacing w:val="-3"/>
+                <w:sz w:val="15"/>
+                <w:szCs w:val="15"/>
+              </w:rPr>
+            </w:pPr>
+            <w:r>
+              <w:rPr>
+                <w:rFonts w:hint="eastAsia" w:ascii="宋体" w:hAnsi="宋体" w:eastAsia="宋体" w:cs="宋体"/>
+                <w:spacing w:val="-3"/>
+                <w:sz w:val="15"/>
+                <w:szCs w:val="15"/>
+              </w:rPr>
+              <w:t>季度</w:t>
             </w:r>
           </w:p>
         </w:tc>
@@ -7205,6 +7130,7 @@
         </w:tblPrEx>
         <w:trPr>
           <w:trHeight w:val="480" w:hRule="atLeast"/>
+          <w:jc w:val="center"/>
         </w:trPr>
         <w:tc>
           <w:tcPr>
@@ -7273,7 +7199,7 @@
         </w:tc>
         <w:tc>
           <w:tcPr>
-            <w:tcW w:w="2410" w:type="dxa"/>
+            <w:tcW w:w="2580" w:type="dxa"/>
           </w:tcPr>
           <w:p>
             <w:pPr>
@@ -7299,27 +7225,27 @@
         </w:tc>
         <w:tc>
           <w:tcPr>
-            <w:tcW w:w="720" w:type="dxa"/>
-          </w:tcPr>
-          <w:p>
-            <w:pPr>
-              <w:pStyle w:val="25"/>
-              <w:spacing w:before="69" w:line="220" w:lineRule="auto"/>
-              <w:rPr>
-                <w:rFonts w:hint="eastAsia" w:ascii="宋体" w:hAnsi="宋体" w:eastAsia="宋体" w:cs="宋体"/>
-                <w:spacing w:val="-3"/>
-                <w:sz w:val="15"/>
-                <w:szCs w:val="15"/>
-              </w:rPr>
-            </w:pPr>
-            <w:r>
-              <w:rPr>
-                <w:rFonts w:hint="eastAsia" w:ascii="宋体" w:hAnsi="宋体" w:eastAsia="宋体" w:cs="宋体"/>
-                <w:spacing w:val="-3"/>
-                <w:sz w:val="15"/>
-                <w:szCs w:val="15"/>
-              </w:rPr>
-              <w:t>按季度</w:t>
+            <w:tcW w:w="550" w:type="dxa"/>
+          </w:tcPr>
+          <w:p>
+            <w:pPr>
+              <w:pStyle w:val="25"/>
+              <w:spacing w:before="69" w:line="220" w:lineRule="auto"/>
+              <w:rPr>
+                <w:rFonts w:hint="eastAsia" w:ascii="宋体" w:hAnsi="宋体" w:eastAsia="宋体" w:cs="宋体"/>
+                <w:spacing w:val="-3"/>
+                <w:sz w:val="15"/>
+                <w:szCs w:val="15"/>
+              </w:rPr>
+            </w:pPr>
+            <w:r>
+              <w:rPr>
+                <w:rFonts w:hint="eastAsia" w:ascii="宋体" w:hAnsi="宋体" w:eastAsia="宋体" w:cs="宋体"/>
+                <w:spacing w:val="-3"/>
+                <w:sz w:val="15"/>
+                <w:szCs w:val="15"/>
+              </w:rPr>
+              <w:t>季度</w:t>
             </w:r>
           </w:p>
         </w:tc>
@@ -7622,8 +7548,6 @@
               </w:rPr>
               <w:t>40</w:t>
             </w:r>
-            <w:bookmarkStart w:id="1" w:name="_GoBack"/>
-            <w:bookmarkEnd w:id="1"/>
           </w:p>
         </w:tc>
         <w:tc>
@@ -7679,6 +7603,7 @@
         </w:tblPrEx>
         <w:trPr>
           <w:trHeight w:val="651" w:hRule="atLeast"/>
+          <w:jc w:val="center"/>
         </w:trPr>
         <w:tc>
           <w:tcPr>
@@ -7747,53 +7672,53 @@
         </w:tc>
         <w:tc>
           <w:tcPr>
-            <w:tcW w:w="2410" w:type="dxa"/>
-          </w:tcPr>
-          <w:p>
-            <w:pPr>
-              <w:pStyle w:val="25"/>
-              <w:spacing w:before="69" w:line="220" w:lineRule="auto"/>
-              <w:rPr>
-                <w:rFonts w:hint="eastAsia" w:ascii="宋体" w:hAnsi="宋体" w:eastAsia="宋体" w:cs="宋体"/>
-                <w:spacing w:val="-3"/>
-                <w:sz w:val="15"/>
-                <w:szCs w:val="15"/>
-              </w:rPr>
-            </w:pPr>
-            <w:r>
-              <w:rPr>
-                <w:rFonts w:hint="eastAsia" w:ascii="宋体" w:hAnsi="宋体" w:eastAsia="宋体" w:cs="宋体"/>
-                <w:spacing w:val="-3"/>
-                <w:sz w:val="15"/>
-                <w:szCs w:val="15"/>
-              </w:rPr>
-              <w:t>【1-（不完整事件数/总事件数）】*100%</w:t>
-            </w:r>
-          </w:p>
-        </w:tc>
-        <w:tc>
-          <w:tcPr>
-            <w:tcW w:w="720" w:type="dxa"/>
-          </w:tcPr>
-          <w:p>
-            <w:pPr>
-              <w:pStyle w:val="25"/>
-              <w:spacing w:before="69" w:line="220" w:lineRule="auto"/>
-              <w:rPr>
-                <w:rFonts w:hint="eastAsia" w:ascii="宋体" w:hAnsi="宋体" w:eastAsia="宋体" w:cs="宋体"/>
-                <w:spacing w:val="-3"/>
-                <w:sz w:val="15"/>
-                <w:szCs w:val="15"/>
-              </w:rPr>
-            </w:pPr>
-            <w:r>
-              <w:rPr>
-                <w:rFonts w:hint="eastAsia" w:ascii="宋体" w:hAnsi="宋体" w:eastAsia="宋体" w:cs="宋体"/>
-                <w:spacing w:val="-3"/>
-                <w:sz w:val="15"/>
-                <w:szCs w:val="15"/>
-              </w:rPr>
-              <w:t>按季度</w:t>
+            <w:tcW w:w="2580" w:type="dxa"/>
+          </w:tcPr>
+          <w:p>
+            <w:pPr>
+              <w:pStyle w:val="25"/>
+              <w:spacing w:before="69" w:line="220" w:lineRule="auto"/>
+              <w:rPr>
+                <w:rFonts w:hint="eastAsia" w:ascii="宋体" w:hAnsi="宋体" w:eastAsia="宋体" w:cs="宋体"/>
+                <w:spacing w:val="-3"/>
+                <w:sz w:val="15"/>
+                <w:szCs w:val="15"/>
+              </w:rPr>
+            </w:pPr>
+            <w:r>
+              <w:rPr>
+                <w:rFonts w:hint="eastAsia" w:ascii="宋体" w:hAnsi="宋体" w:eastAsia="宋体" w:cs="宋体"/>
+                <w:spacing w:val="-3"/>
+                <w:sz w:val="15"/>
+                <w:szCs w:val="15"/>
+              </w:rPr>
+              <w:t>1-（不完整事件数/总事件数）*100%</w:t>
+            </w:r>
+          </w:p>
+        </w:tc>
+        <w:tc>
+          <w:tcPr>
+            <w:tcW w:w="550" w:type="dxa"/>
+          </w:tcPr>
+          <w:p>
+            <w:pPr>
+              <w:pStyle w:val="25"/>
+              <w:spacing w:before="69" w:line="220" w:lineRule="auto"/>
+              <w:rPr>
+                <w:rFonts w:hint="eastAsia" w:ascii="宋体" w:hAnsi="宋体" w:eastAsia="宋体" w:cs="宋体"/>
+                <w:spacing w:val="-3"/>
+                <w:sz w:val="15"/>
+                <w:szCs w:val="15"/>
+              </w:rPr>
+            </w:pPr>
+            <w:r>
+              <w:rPr>
+                <w:rFonts w:hint="eastAsia" w:ascii="宋体" w:hAnsi="宋体" w:eastAsia="宋体" w:cs="宋体"/>
+                <w:spacing w:val="-3"/>
+                <w:sz w:val="15"/>
+                <w:szCs w:val="15"/>
+              </w:rPr>
+              <w:t>季度</w:t>
             </w:r>
           </w:p>
         </w:tc>
@@ -8229,6 +8154,7 @@
         </w:tblPrEx>
         <w:trPr>
           <w:trHeight w:val="651" w:hRule="atLeast"/>
+          <w:jc w:val="center"/>
         </w:trPr>
         <w:tc>
           <w:tcPr>
@@ -8301,7 +8227,7 @@
         </w:tc>
         <w:tc>
           <w:tcPr>
-            <w:tcW w:w="2410" w:type="dxa"/>
+            <w:tcW w:w="2580" w:type="dxa"/>
             <w:shd w:val="clear" w:color="auto" w:fill="auto"/>
             <w:vAlign w:val="center"/>
           </w:tcPr>
@@ -8331,27 +8257,27 @@
         </w:tc>
         <w:tc>
           <w:tcPr>
-            <w:tcW w:w="720" w:type="dxa"/>
-          </w:tcPr>
-          <w:p>
-            <w:pPr>
-              <w:pStyle w:val="25"/>
-              <w:spacing w:before="69" w:line="220" w:lineRule="auto"/>
-              <w:rPr>
-                <w:rFonts w:hint="eastAsia" w:ascii="宋体" w:hAnsi="宋体" w:eastAsia="宋体" w:cs="宋体"/>
-                <w:spacing w:val="-3"/>
-                <w:sz w:val="15"/>
-                <w:szCs w:val="15"/>
-              </w:rPr>
-            </w:pPr>
-            <w:r>
-              <w:rPr>
-                <w:rFonts w:hint="eastAsia" w:ascii="宋体" w:hAnsi="宋体" w:eastAsia="宋体" w:cs="宋体"/>
-                <w:spacing w:val="-3"/>
-                <w:sz w:val="15"/>
-                <w:szCs w:val="15"/>
-              </w:rPr>
-              <w:t>按季度</w:t>
+            <w:tcW w:w="550" w:type="dxa"/>
+          </w:tcPr>
+          <w:p>
+            <w:pPr>
+              <w:pStyle w:val="25"/>
+              <w:spacing w:before="69" w:line="220" w:lineRule="auto"/>
+              <w:rPr>
+                <w:rFonts w:hint="eastAsia" w:ascii="宋体" w:hAnsi="宋体" w:eastAsia="宋体" w:cs="宋体"/>
+                <w:spacing w:val="-3"/>
+                <w:sz w:val="15"/>
+                <w:szCs w:val="15"/>
+              </w:rPr>
+            </w:pPr>
+            <w:r>
+              <w:rPr>
+                <w:rFonts w:hint="eastAsia" w:ascii="宋体" w:hAnsi="宋体" w:eastAsia="宋体" w:cs="宋体"/>
+                <w:spacing w:val="-3"/>
+                <w:sz w:val="15"/>
+                <w:szCs w:val="15"/>
+              </w:rPr>
+              <w:t>季度</w:t>
             </w:r>
           </w:p>
         </w:tc>
@@ -8528,7 +8454,7 @@
               <w:rPr>
                 <w:rFonts w:hint="eastAsia" w:cs="宋体"/>
                 <w:snapToGrid w:val="0"/>
-                <w:color w:val="000000"/>
+                <w:color w:val="FF0000"/>
                 <w:spacing w:val="-3"/>
                 <w:kern w:val="0"/>
                 <w:sz w:val="15"/>
@@ -8636,14 +8562,14 @@
               <w:rPr>
                 <w:rFonts w:hint="eastAsia" w:cs="宋体"/>
                 <w:snapToGrid w:val="0"/>
-                <w:color w:val="000000"/>
-                <w:spacing w:val="-3"/>
-                <w:kern w:val="0"/>
-                <w:sz w:val="15"/>
-                <w:szCs w:val="15"/>
-                <w:lang w:val="en-US" w:eastAsia="zh-CN" w:bidi="ar-SA"/>
-              </w:rPr>
-              <w:t>94%</w:t>
+                <w:color w:val="auto"/>
+                <w:spacing w:val="-3"/>
+                <w:kern w:val="0"/>
+                <w:sz w:val="15"/>
+                <w:szCs w:val="15"/>
+                <w:lang w:val="en-US" w:eastAsia="zh-CN" w:bidi="ar-SA"/>
+              </w:rPr>
+              <w:t>95%</w:t>
             </w:r>
           </w:p>
         </w:tc>
@@ -8811,6 +8737,7 @@
         </w:tblPrEx>
         <w:trPr>
           <w:trHeight w:val="651" w:hRule="atLeast"/>
+          <w:jc w:val="center"/>
         </w:trPr>
         <w:tc>
           <w:tcPr>
@@ -8883,7 +8810,7 @@
         </w:tc>
         <w:tc>
           <w:tcPr>
-            <w:tcW w:w="2410" w:type="dxa"/>
+            <w:tcW w:w="2580" w:type="dxa"/>
             <w:shd w:val="clear" w:color="auto" w:fill="auto"/>
             <w:vAlign w:val="center"/>
           </w:tcPr>
@@ -8913,27 +8840,27 @@
         </w:tc>
         <w:tc>
           <w:tcPr>
-            <w:tcW w:w="720" w:type="dxa"/>
-          </w:tcPr>
-          <w:p>
-            <w:pPr>
-              <w:pStyle w:val="25"/>
-              <w:spacing w:before="69" w:line="220" w:lineRule="auto"/>
-              <w:rPr>
-                <w:rFonts w:hint="eastAsia" w:ascii="宋体" w:hAnsi="宋体" w:eastAsia="宋体" w:cs="宋体"/>
-                <w:spacing w:val="-3"/>
-                <w:sz w:val="15"/>
-                <w:szCs w:val="15"/>
-              </w:rPr>
-            </w:pPr>
-            <w:r>
-              <w:rPr>
-                <w:rFonts w:hint="eastAsia" w:ascii="宋体" w:hAnsi="宋体" w:eastAsia="宋体" w:cs="宋体"/>
-                <w:spacing w:val="-3"/>
-                <w:sz w:val="15"/>
-                <w:szCs w:val="15"/>
-              </w:rPr>
-              <w:t>按季度</w:t>
+            <w:tcW w:w="550" w:type="dxa"/>
+          </w:tcPr>
+          <w:p>
+            <w:pPr>
+              <w:pStyle w:val="25"/>
+              <w:spacing w:before="69" w:line="220" w:lineRule="auto"/>
+              <w:rPr>
+                <w:rFonts w:hint="eastAsia" w:ascii="宋体" w:hAnsi="宋体" w:eastAsia="宋体" w:cs="宋体"/>
+                <w:spacing w:val="-3"/>
+                <w:sz w:val="15"/>
+                <w:szCs w:val="15"/>
+              </w:rPr>
+            </w:pPr>
+            <w:r>
+              <w:rPr>
+                <w:rFonts w:hint="eastAsia" w:ascii="宋体" w:hAnsi="宋体" w:eastAsia="宋体" w:cs="宋体"/>
+                <w:spacing w:val="-3"/>
+                <w:sz w:val="15"/>
+                <w:szCs w:val="15"/>
+              </w:rPr>
+              <w:t>季度</w:t>
             </w:r>
           </w:p>
         </w:tc>
@@ -9375,6 +9302,7 @@
         </w:tblPrEx>
         <w:trPr>
           <w:trHeight w:val="629" w:hRule="atLeast"/>
+          <w:jc w:val="center"/>
         </w:trPr>
         <w:tc>
           <w:tcPr>
@@ -9383,158 +9311,25 @@
           </w:tcPr>
           <w:p>
             <w:pPr>
-              <w:spacing w:line="260" w:lineRule="auto"/>
-              <w:rPr>
-                <w:rFonts w:hint="eastAsia" w:ascii="宋体" w:hAnsi="宋体" w:eastAsia="宋体" w:cs="宋体"/>
-                <w:sz w:val="15"/>
-                <w:szCs w:val="15"/>
-              </w:rPr>
-            </w:pPr>
-          </w:p>
-          <w:p>
-            <w:pPr>
-              <w:spacing w:line="260" w:lineRule="auto"/>
-              <w:rPr>
-                <w:rFonts w:hint="eastAsia" w:ascii="宋体" w:hAnsi="宋体" w:eastAsia="宋体" w:cs="宋体"/>
-                <w:sz w:val="15"/>
-                <w:szCs w:val="15"/>
-              </w:rPr>
-            </w:pPr>
-          </w:p>
-          <w:p>
-            <w:pPr>
-              <w:spacing w:line="260" w:lineRule="auto"/>
-              <w:rPr>
-                <w:rFonts w:hint="eastAsia" w:ascii="宋体" w:hAnsi="宋体" w:eastAsia="宋体" w:cs="宋体"/>
-                <w:sz w:val="15"/>
-                <w:szCs w:val="15"/>
-              </w:rPr>
-            </w:pPr>
-          </w:p>
-          <w:p>
-            <w:pPr>
-              <w:spacing w:line="260" w:lineRule="auto"/>
-              <w:rPr>
-                <w:rFonts w:hint="eastAsia" w:ascii="宋体" w:hAnsi="宋体" w:eastAsia="宋体" w:cs="宋体"/>
-                <w:sz w:val="15"/>
-                <w:szCs w:val="15"/>
-              </w:rPr>
-            </w:pPr>
-          </w:p>
-          <w:p>
-            <w:pPr>
-              <w:spacing w:line="260" w:lineRule="auto"/>
-              <w:rPr>
-                <w:rFonts w:hint="eastAsia" w:ascii="宋体" w:hAnsi="宋体" w:eastAsia="宋体" w:cs="宋体"/>
-                <w:sz w:val="15"/>
-                <w:szCs w:val="15"/>
-              </w:rPr>
-            </w:pPr>
-          </w:p>
-          <w:p>
-            <w:pPr>
-              <w:spacing w:line="260" w:lineRule="auto"/>
-              <w:rPr>
-                <w:rFonts w:hint="eastAsia" w:ascii="宋体" w:hAnsi="宋体" w:eastAsia="宋体" w:cs="宋体"/>
-                <w:sz w:val="15"/>
-                <w:szCs w:val="15"/>
-              </w:rPr>
-            </w:pPr>
-          </w:p>
-          <w:p>
-            <w:pPr>
-              <w:spacing w:line="260" w:lineRule="auto"/>
-              <w:rPr>
-                <w:rFonts w:hint="eastAsia" w:ascii="宋体" w:hAnsi="宋体" w:eastAsia="宋体" w:cs="宋体"/>
-                <w:sz w:val="15"/>
-                <w:szCs w:val="15"/>
-              </w:rPr>
-            </w:pPr>
-          </w:p>
-          <w:p>
-            <w:pPr>
-              <w:spacing w:line="260" w:lineRule="auto"/>
-              <w:rPr>
-                <w:rFonts w:hint="eastAsia" w:ascii="宋体" w:hAnsi="宋体" w:eastAsia="宋体" w:cs="宋体"/>
-                <w:sz w:val="15"/>
-                <w:szCs w:val="15"/>
-              </w:rPr>
-            </w:pPr>
-          </w:p>
-          <w:p>
-            <w:pPr>
               <w:pStyle w:val="25"/>
               <w:spacing w:before="59" w:line="220" w:lineRule="auto"/>
               <w:ind w:left="132"/>
               <w:rPr>
                 <w:rFonts w:hint="eastAsia" w:ascii="宋体" w:hAnsi="宋体" w:eastAsia="宋体" w:cs="宋体"/>
+                <w:sz w:val="15"/>
+                <w:szCs w:val="15"/>
+              </w:rPr>
+            </w:pPr>
+            <w:r>
+              <w:rPr>
+                <w:rFonts w:hint="eastAsia" w:ascii="宋体" w:hAnsi="宋体" w:eastAsia="宋体" w:cs="宋体"/>
                 <w:spacing w:val="-2"/>
                 <w:sz w:val="15"/>
                 <w:szCs w:val="15"/>
               </w:rPr>
-            </w:pPr>
-            <w:r>
-              <w:rPr>
-                <w:rFonts w:hint="eastAsia" w:ascii="宋体" w:hAnsi="宋体" w:eastAsia="宋体" w:cs="宋体"/>
-                <w:spacing w:val="-2"/>
-                <w:sz w:val="15"/>
-                <w:szCs w:val="15"/>
-              </w:rPr>
               <w:t>过程</w:t>
             </w:r>
           </w:p>
-          <w:p>
-            <w:pPr>
-              <w:spacing w:line="254" w:lineRule="auto"/>
-              <w:rPr>
-                <w:rFonts w:hint="eastAsia" w:ascii="宋体" w:hAnsi="宋体" w:eastAsia="宋体" w:cs="宋体"/>
-                <w:sz w:val="15"/>
-                <w:szCs w:val="15"/>
-              </w:rPr>
-            </w:pPr>
-          </w:p>
-          <w:p>
-            <w:pPr>
-              <w:spacing w:line="254" w:lineRule="auto"/>
-              <w:rPr>
-                <w:rFonts w:hint="eastAsia" w:ascii="宋体" w:hAnsi="宋体" w:eastAsia="宋体" w:cs="宋体"/>
-                <w:sz w:val="15"/>
-                <w:szCs w:val="15"/>
-              </w:rPr>
-            </w:pPr>
-          </w:p>
-          <w:p>
-            <w:pPr>
-              <w:spacing w:line="254" w:lineRule="auto"/>
-              <w:rPr>
-                <w:rFonts w:hint="eastAsia" w:ascii="宋体" w:hAnsi="宋体" w:eastAsia="宋体" w:cs="宋体"/>
-                <w:sz w:val="15"/>
-                <w:szCs w:val="15"/>
-              </w:rPr>
-            </w:pPr>
-          </w:p>
-          <w:p>
-            <w:pPr>
-              <w:spacing w:line="255" w:lineRule="auto"/>
-              <w:rPr>
-                <w:rFonts w:hint="eastAsia" w:ascii="宋体" w:hAnsi="宋体" w:eastAsia="宋体" w:cs="宋体"/>
-                <w:sz w:val="15"/>
-                <w:szCs w:val="15"/>
-              </w:rPr>
-            </w:pPr>
-          </w:p>
-          <w:p>
-            <w:pPr>
-              <w:pStyle w:val="25"/>
-              <w:spacing w:before="59" w:line="220" w:lineRule="auto"/>
-              <w:ind w:left="132"/>
-              <w:rPr>
-                <w:rFonts w:hint="eastAsia" w:ascii="宋体" w:hAnsi="宋体" w:eastAsia="宋体" w:cs="宋体"/>
-                <w:sz w:val="15"/>
-                <w:szCs w:val="15"/>
-              </w:rPr>
-            </w:pPr>
-          </w:p>
         </w:tc>
         <w:tc>
           <w:tcPr>
@@ -9592,7 +9387,7 @@
         </w:tc>
         <w:tc>
           <w:tcPr>
-            <w:tcW w:w="2410" w:type="dxa"/>
+            <w:tcW w:w="2580" w:type="dxa"/>
           </w:tcPr>
           <w:p>
             <w:pPr>
@@ -9618,29 +9413,29 @@
         </w:tc>
         <w:tc>
           <w:tcPr>
-            <w:tcW w:w="720" w:type="dxa"/>
-            <w:vAlign w:val="center"/>
-          </w:tcPr>
-          <w:p>
-            <w:pPr>
-              <w:pStyle w:val="25"/>
-              <w:spacing w:before="69" w:line="220" w:lineRule="auto"/>
-              <w:rPr>
-                <w:rFonts w:hint="eastAsia" w:ascii="宋体" w:hAnsi="宋体" w:eastAsia="宋体" w:cs="宋体"/>
-                <w:spacing w:val="-3"/>
-                <w:sz w:val="15"/>
-                <w:szCs w:val="15"/>
-              </w:rPr>
-            </w:pPr>
-            <w:r>
-              <w:rPr>
-                <w:rFonts w:hint="eastAsia" w:ascii="宋体" w:hAnsi="宋体" w:eastAsia="宋体" w:cs="宋体"/>
-                <w:spacing w:val="-3"/>
-                <w:sz w:val="15"/>
-                <w:szCs w:val="15"/>
-                <w:lang w:val="en-US" w:eastAsia="zh-CN"/>
-              </w:rPr>
-              <w:t>按季度</w:t>
+            <w:tcW w:w="550" w:type="dxa"/>
+            <w:vAlign w:val="center"/>
+          </w:tcPr>
+          <w:p>
+            <w:pPr>
+              <w:pStyle w:val="25"/>
+              <w:spacing w:before="69" w:line="220" w:lineRule="auto"/>
+              <w:rPr>
+                <w:rFonts w:hint="eastAsia" w:ascii="宋体" w:hAnsi="宋体" w:eastAsia="宋体" w:cs="宋体"/>
+                <w:spacing w:val="-3"/>
+                <w:sz w:val="15"/>
+                <w:szCs w:val="15"/>
+              </w:rPr>
+            </w:pPr>
+            <w:r>
+              <w:rPr>
+                <w:rFonts w:hint="eastAsia" w:ascii="宋体" w:hAnsi="宋体" w:eastAsia="宋体" w:cs="宋体"/>
+                <w:spacing w:val="-3"/>
+                <w:sz w:val="15"/>
+                <w:szCs w:val="15"/>
+                <w:lang w:val="en-US" w:eastAsia="zh-CN"/>
+              </w:rPr>
+              <w:t>季度</w:t>
             </w:r>
           </w:p>
         </w:tc>
@@ -10095,6 +9890,7 @@
         </w:tblPrEx>
         <w:trPr>
           <w:trHeight w:val="502" w:hRule="atLeast"/>
+          <w:jc w:val="center"/>
         </w:trPr>
         <w:tc>
           <w:tcPr>
@@ -10167,7 +9963,7 @@
         </w:tc>
         <w:tc>
           <w:tcPr>
-            <w:tcW w:w="2410" w:type="dxa"/>
+            <w:tcW w:w="2580" w:type="dxa"/>
           </w:tcPr>
           <w:p>
             <w:pPr>
@@ -10204,28 +10000,28 @@
         </w:tc>
         <w:tc>
           <w:tcPr>
-            <w:tcW w:w="720" w:type="dxa"/>
-          </w:tcPr>
-          <w:p>
-            <w:pPr>
-              <w:pStyle w:val="25"/>
-              <w:spacing w:before="69" w:line="220" w:lineRule="auto"/>
-              <w:rPr>
-                <w:rFonts w:hint="eastAsia" w:ascii="宋体" w:hAnsi="宋体" w:eastAsia="宋体" w:cs="宋体"/>
-                <w:spacing w:val="-3"/>
-                <w:sz w:val="15"/>
-                <w:szCs w:val="15"/>
-              </w:rPr>
-            </w:pPr>
-            <w:r>
-              <w:rPr>
-                <w:rFonts w:hint="eastAsia" w:ascii="宋体" w:hAnsi="宋体" w:eastAsia="宋体" w:cs="宋体"/>
-                <w:spacing w:val="-3"/>
-                <w:sz w:val="15"/>
-                <w:szCs w:val="15"/>
-                <w:lang w:val="en-US" w:eastAsia="zh-CN"/>
-              </w:rPr>
-              <w:t>按月度</w:t>
+            <w:tcW w:w="550" w:type="dxa"/>
+          </w:tcPr>
+          <w:p>
+            <w:pPr>
+              <w:pStyle w:val="25"/>
+              <w:spacing w:before="69" w:line="220" w:lineRule="auto"/>
+              <w:rPr>
+                <w:rFonts w:hint="eastAsia" w:ascii="宋体" w:hAnsi="宋体" w:eastAsia="宋体" w:cs="宋体"/>
+                <w:spacing w:val="-3"/>
+                <w:sz w:val="15"/>
+                <w:szCs w:val="15"/>
+              </w:rPr>
+            </w:pPr>
+            <w:r>
+              <w:rPr>
+                <w:rFonts w:hint="eastAsia" w:ascii="宋体" w:hAnsi="宋体" w:eastAsia="宋体" w:cs="宋体"/>
+                <w:spacing w:val="-3"/>
+                <w:sz w:val="15"/>
+                <w:szCs w:val="15"/>
+                <w:lang w:val="en-US" w:eastAsia="zh-CN"/>
+              </w:rPr>
+              <w:t>月度</w:t>
             </w:r>
           </w:p>
         </w:tc>
@@ -10631,6 +10427,7 @@
         </w:tblPrEx>
         <w:trPr>
           <w:trHeight w:val="430" w:hRule="atLeast"/>
+          <w:jc w:val="center"/>
         </w:trPr>
         <w:tc>
           <w:tcPr>
@@ -10743,7 +10540,7 @@
         </w:tc>
         <w:tc>
           <w:tcPr>
-            <w:tcW w:w="2410" w:type="dxa"/>
+            <w:tcW w:w="2580" w:type="dxa"/>
           </w:tcPr>
           <w:p>
             <w:pPr>
@@ -10780,28 +10577,28 @@
         </w:tc>
         <w:tc>
           <w:tcPr>
-            <w:tcW w:w="720" w:type="dxa"/>
-          </w:tcPr>
-          <w:p>
-            <w:pPr>
-              <w:pStyle w:val="25"/>
-              <w:spacing w:before="69" w:line="220" w:lineRule="auto"/>
-              <w:rPr>
-                <w:rFonts w:hint="eastAsia" w:ascii="宋体" w:hAnsi="宋体" w:eastAsia="宋体" w:cs="宋体"/>
-                <w:spacing w:val="-3"/>
-                <w:sz w:val="15"/>
-                <w:szCs w:val="15"/>
-              </w:rPr>
-            </w:pPr>
-            <w:r>
-              <w:rPr>
-                <w:rFonts w:hint="eastAsia" w:ascii="宋体" w:hAnsi="宋体" w:eastAsia="宋体" w:cs="宋体"/>
-                <w:spacing w:val="-3"/>
-                <w:sz w:val="15"/>
-                <w:szCs w:val="15"/>
-                <w:lang w:val="en-US" w:eastAsia="zh-CN"/>
-              </w:rPr>
-              <w:t>按月度</w:t>
+            <w:tcW w:w="550" w:type="dxa"/>
+          </w:tcPr>
+          <w:p>
+            <w:pPr>
+              <w:pStyle w:val="25"/>
+              <w:spacing w:before="69" w:line="220" w:lineRule="auto"/>
+              <w:rPr>
+                <w:rFonts w:hint="eastAsia" w:ascii="宋体" w:hAnsi="宋体" w:eastAsia="宋体" w:cs="宋体"/>
+                <w:spacing w:val="-3"/>
+                <w:sz w:val="15"/>
+                <w:szCs w:val="15"/>
+              </w:rPr>
+            </w:pPr>
+            <w:r>
+              <w:rPr>
+                <w:rFonts w:hint="eastAsia" w:ascii="宋体" w:hAnsi="宋体" w:eastAsia="宋体" w:cs="宋体"/>
+                <w:spacing w:val="-3"/>
+                <w:sz w:val="15"/>
+                <w:szCs w:val="15"/>
+                <w:lang w:val="en-US" w:eastAsia="zh-CN"/>
+              </w:rPr>
+              <w:t>月度</w:t>
             </w:r>
           </w:p>
         </w:tc>
@@ -11226,6 +11023,7 @@
         </w:tblPrEx>
         <w:trPr>
           <w:trHeight w:val="544" w:hRule="atLeast"/>
+          <w:jc w:val="center"/>
         </w:trPr>
         <w:tc>
           <w:tcPr>
@@ -11295,7 +11093,7 @@
         </w:tc>
         <w:tc>
           <w:tcPr>
-            <w:tcW w:w="2410" w:type="dxa"/>
+            <w:tcW w:w="2580" w:type="dxa"/>
           </w:tcPr>
           <w:p>
             <w:pPr>
@@ -11321,28 +11119,28 @@
         </w:tc>
         <w:tc>
           <w:tcPr>
-            <w:tcW w:w="720" w:type="dxa"/>
-          </w:tcPr>
-          <w:p>
-            <w:pPr>
-              <w:pStyle w:val="25"/>
-              <w:spacing w:before="69" w:line="220" w:lineRule="auto"/>
-              <w:rPr>
-                <w:rFonts w:hint="eastAsia" w:ascii="宋体" w:hAnsi="宋体" w:eastAsia="宋体" w:cs="宋体"/>
-                <w:spacing w:val="-3"/>
-                <w:sz w:val="15"/>
-                <w:szCs w:val="15"/>
-              </w:rPr>
-            </w:pPr>
-            <w:r>
-              <w:rPr>
-                <w:rFonts w:hint="eastAsia" w:ascii="宋体" w:hAnsi="宋体" w:eastAsia="宋体" w:cs="宋体"/>
-                <w:spacing w:val="-3"/>
-                <w:sz w:val="15"/>
-                <w:szCs w:val="15"/>
-                <w:lang w:val="en-US" w:eastAsia="zh-CN"/>
-              </w:rPr>
-              <w:t>按月度</w:t>
+            <w:tcW w:w="550" w:type="dxa"/>
+          </w:tcPr>
+          <w:p>
+            <w:pPr>
+              <w:pStyle w:val="25"/>
+              <w:spacing w:before="69" w:line="220" w:lineRule="auto"/>
+              <w:rPr>
+                <w:rFonts w:hint="eastAsia" w:ascii="宋体" w:hAnsi="宋体" w:eastAsia="宋体" w:cs="宋体"/>
+                <w:spacing w:val="-3"/>
+                <w:sz w:val="15"/>
+                <w:szCs w:val="15"/>
+              </w:rPr>
+            </w:pPr>
+            <w:r>
+              <w:rPr>
+                <w:rFonts w:hint="eastAsia" w:ascii="宋体" w:hAnsi="宋体" w:eastAsia="宋体" w:cs="宋体"/>
+                <w:spacing w:val="-3"/>
+                <w:sz w:val="15"/>
+                <w:szCs w:val="15"/>
+                <w:lang w:val="en-US" w:eastAsia="zh-CN"/>
+              </w:rPr>
+              <w:t>月度</w:t>
             </w:r>
           </w:p>
         </w:tc>
@@ -11767,6 +11565,7 @@
         </w:tblPrEx>
         <w:trPr>
           <w:trHeight w:val="651" w:hRule="atLeast"/>
+          <w:jc w:val="center"/>
         </w:trPr>
         <w:tc>
           <w:tcPr>
@@ -11833,7 +11632,7 @@
         </w:tc>
         <w:tc>
           <w:tcPr>
-            <w:tcW w:w="2410" w:type="dxa"/>
+            <w:tcW w:w="2580" w:type="dxa"/>
           </w:tcPr>
           <w:p>
             <w:pPr>
@@ -11870,27 +11669,27 @@
         </w:tc>
         <w:tc>
           <w:tcPr>
-            <w:tcW w:w="720" w:type="dxa"/>
-          </w:tcPr>
-          <w:p>
-            <w:pPr>
-              <w:pStyle w:val="25"/>
-              <w:spacing w:before="69" w:line="220" w:lineRule="auto"/>
-              <w:rPr>
-                <w:rFonts w:hint="eastAsia" w:ascii="宋体" w:hAnsi="宋体" w:eastAsia="宋体" w:cs="宋体"/>
-                <w:spacing w:val="-3"/>
-                <w:sz w:val="15"/>
-                <w:szCs w:val="15"/>
-              </w:rPr>
-            </w:pPr>
-            <w:r>
-              <w:rPr>
-                <w:rFonts w:hint="eastAsia" w:ascii="宋体" w:hAnsi="宋体" w:eastAsia="宋体" w:cs="宋体"/>
-                <w:spacing w:val="-3"/>
-                <w:sz w:val="15"/>
-                <w:szCs w:val="15"/>
-              </w:rPr>
-              <w:t>按季度</w:t>
+            <w:tcW w:w="550" w:type="dxa"/>
+          </w:tcPr>
+          <w:p>
+            <w:pPr>
+              <w:pStyle w:val="25"/>
+              <w:spacing w:before="69" w:line="220" w:lineRule="auto"/>
+              <w:rPr>
+                <w:rFonts w:hint="eastAsia" w:ascii="宋体" w:hAnsi="宋体" w:eastAsia="宋体" w:cs="宋体"/>
+                <w:spacing w:val="-3"/>
+                <w:sz w:val="15"/>
+                <w:szCs w:val="15"/>
+              </w:rPr>
+            </w:pPr>
+            <w:r>
+              <w:rPr>
+                <w:rFonts w:hint="eastAsia" w:ascii="宋体" w:hAnsi="宋体" w:eastAsia="宋体" w:cs="宋体"/>
+                <w:spacing w:val="-3"/>
+                <w:sz w:val="15"/>
+                <w:szCs w:val="15"/>
+              </w:rPr>
+              <w:t>季度</w:t>
             </w:r>
           </w:p>
         </w:tc>
@@ -12326,6 +12125,7 @@
         </w:tblPrEx>
         <w:trPr>
           <w:trHeight w:val="789" w:hRule="atLeast"/>
+          <w:jc w:val="center"/>
         </w:trPr>
         <w:tc>
           <w:tcPr>
@@ -12398,7 +12198,7 @@
         </w:tc>
         <w:tc>
           <w:tcPr>
-            <w:tcW w:w="2410" w:type="dxa"/>
+            <w:tcW w:w="2580" w:type="dxa"/>
           </w:tcPr>
           <w:p>
             <w:pPr>
@@ -12424,27 +12224,27 @@
         </w:tc>
         <w:tc>
           <w:tcPr>
-            <w:tcW w:w="720" w:type="dxa"/>
-          </w:tcPr>
-          <w:p>
-            <w:pPr>
-              <w:pStyle w:val="25"/>
-              <w:spacing w:before="69" w:line="220" w:lineRule="auto"/>
-              <w:rPr>
-                <w:rFonts w:hint="eastAsia" w:ascii="宋体" w:hAnsi="宋体" w:eastAsia="宋体" w:cs="宋体"/>
-                <w:spacing w:val="-3"/>
-                <w:sz w:val="15"/>
-                <w:szCs w:val="15"/>
-              </w:rPr>
-            </w:pPr>
-            <w:r>
-              <w:rPr>
-                <w:rFonts w:hint="eastAsia" w:ascii="宋体" w:hAnsi="宋体" w:eastAsia="宋体" w:cs="宋体"/>
-                <w:spacing w:val="-3"/>
-                <w:sz w:val="15"/>
-                <w:szCs w:val="15"/>
-              </w:rPr>
-              <w:t>按季度</w:t>
+            <w:tcW w:w="550" w:type="dxa"/>
+          </w:tcPr>
+          <w:p>
+            <w:pPr>
+              <w:pStyle w:val="25"/>
+              <w:spacing w:before="69" w:line="220" w:lineRule="auto"/>
+              <w:rPr>
+                <w:rFonts w:hint="eastAsia" w:ascii="宋体" w:hAnsi="宋体" w:eastAsia="宋体" w:cs="宋体"/>
+                <w:spacing w:val="-3"/>
+                <w:sz w:val="15"/>
+                <w:szCs w:val="15"/>
+              </w:rPr>
+            </w:pPr>
+            <w:r>
+              <w:rPr>
+                <w:rFonts w:hint="eastAsia" w:ascii="宋体" w:hAnsi="宋体" w:eastAsia="宋体" w:cs="宋体"/>
+                <w:spacing w:val="-3"/>
+                <w:sz w:val="15"/>
+                <w:szCs w:val="15"/>
+              </w:rPr>
+              <w:t>季度</w:t>
             </w:r>
           </w:p>
         </w:tc>
@@ -12830,6 +12630,7 @@
         </w:tblPrEx>
         <w:trPr>
           <w:trHeight w:val="585" w:hRule="atLeast"/>
+          <w:jc w:val="center"/>
         </w:trPr>
         <w:tc>
           <w:tcPr>
@@ -12905,7 +12706,7 @@
         </w:tc>
         <w:tc>
           <w:tcPr>
-            <w:tcW w:w="2410" w:type="dxa"/>
+            <w:tcW w:w="2580" w:type="dxa"/>
           </w:tcPr>
           <w:p>
             <w:pPr>
@@ -12931,27 +12732,27 @@
         </w:tc>
         <w:tc>
           <w:tcPr>
-            <w:tcW w:w="720" w:type="dxa"/>
-          </w:tcPr>
-          <w:p>
-            <w:pPr>
-              <w:pStyle w:val="25"/>
-              <w:spacing w:before="69" w:line="220" w:lineRule="auto"/>
-              <w:rPr>
-                <w:rFonts w:hint="eastAsia" w:ascii="宋体" w:hAnsi="宋体" w:eastAsia="宋体" w:cs="宋体"/>
-                <w:spacing w:val="-3"/>
-                <w:sz w:val="15"/>
-                <w:szCs w:val="15"/>
-              </w:rPr>
-            </w:pPr>
-            <w:r>
-              <w:rPr>
-                <w:rFonts w:hint="eastAsia" w:ascii="宋体" w:hAnsi="宋体" w:eastAsia="宋体" w:cs="宋体"/>
-                <w:spacing w:val="-3"/>
-                <w:sz w:val="15"/>
-                <w:szCs w:val="15"/>
-              </w:rPr>
-              <w:t>按季度</w:t>
+            <w:tcW w:w="550" w:type="dxa"/>
+          </w:tcPr>
+          <w:p>
+            <w:pPr>
+              <w:pStyle w:val="25"/>
+              <w:spacing w:before="69" w:line="220" w:lineRule="auto"/>
+              <w:rPr>
+                <w:rFonts w:hint="eastAsia" w:ascii="宋体" w:hAnsi="宋体" w:eastAsia="宋体" w:cs="宋体"/>
+                <w:spacing w:val="-3"/>
+                <w:sz w:val="15"/>
+                <w:szCs w:val="15"/>
+              </w:rPr>
+            </w:pPr>
+            <w:r>
+              <w:rPr>
+                <w:rFonts w:hint="eastAsia" w:ascii="宋体" w:hAnsi="宋体" w:eastAsia="宋体" w:cs="宋体"/>
+                <w:spacing w:val="-3"/>
+                <w:sz w:val="15"/>
+                <w:szCs w:val="15"/>
+              </w:rPr>
+              <w:t>季度</w:t>
             </w:r>
           </w:p>
         </w:tc>
@@ -13337,6 +13138,7 @@
         </w:tblPrEx>
         <w:trPr>
           <w:trHeight w:val="540" w:hRule="atLeast"/>
+          <w:jc w:val="center"/>
         </w:trPr>
         <w:tc>
           <w:tcPr>
@@ -13409,7 +13211,7 @@
         </w:tc>
         <w:tc>
           <w:tcPr>
-            <w:tcW w:w="2410" w:type="dxa"/>
+            <w:tcW w:w="2580" w:type="dxa"/>
           </w:tcPr>
           <w:p>
             <w:pPr>
@@ -13435,27 +13237,27 @@
         </w:tc>
         <w:tc>
           <w:tcPr>
-            <w:tcW w:w="720" w:type="dxa"/>
-          </w:tcPr>
-          <w:p>
-            <w:pPr>
-              <w:pStyle w:val="25"/>
-              <w:spacing w:before="69" w:line="220" w:lineRule="auto"/>
-              <w:rPr>
-                <w:rFonts w:hint="eastAsia" w:ascii="宋体" w:hAnsi="宋体" w:eastAsia="宋体" w:cs="宋体"/>
-                <w:spacing w:val="-3"/>
-                <w:sz w:val="15"/>
-                <w:szCs w:val="15"/>
-              </w:rPr>
-            </w:pPr>
-            <w:r>
-              <w:rPr>
-                <w:rFonts w:hint="eastAsia" w:ascii="宋体" w:hAnsi="宋体" w:eastAsia="宋体" w:cs="宋体"/>
-                <w:spacing w:val="-3"/>
-                <w:sz w:val="15"/>
-                <w:szCs w:val="15"/>
-              </w:rPr>
-              <w:t>按季度</w:t>
+            <w:tcW w:w="550" w:type="dxa"/>
+          </w:tcPr>
+          <w:p>
+            <w:pPr>
+              <w:pStyle w:val="25"/>
+              <w:spacing w:before="69" w:line="220" w:lineRule="auto"/>
+              <w:rPr>
+                <w:rFonts w:hint="eastAsia" w:ascii="宋体" w:hAnsi="宋体" w:eastAsia="宋体" w:cs="宋体"/>
+                <w:spacing w:val="-3"/>
+                <w:sz w:val="15"/>
+                <w:szCs w:val="15"/>
+              </w:rPr>
+            </w:pPr>
+            <w:r>
+              <w:rPr>
+                <w:rFonts w:hint="eastAsia" w:ascii="宋体" w:hAnsi="宋体" w:eastAsia="宋体" w:cs="宋体"/>
+                <w:spacing w:val="-3"/>
+                <w:sz w:val="15"/>
+                <w:szCs w:val="15"/>
+              </w:rPr>
+              <w:t>季度</w:t>
             </w:r>
           </w:p>
         </w:tc>
@@ -13841,6 +13643,7 @@
         </w:tblPrEx>
         <w:trPr>
           <w:trHeight w:val="525" w:hRule="atLeast"/>
+          <w:jc w:val="center"/>
         </w:trPr>
         <w:tc>
           <w:tcPr>
@@ -13913,7 +13716,7 @@
         </w:tc>
         <w:tc>
           <w:tcPr>
-            <w:tcW w:w="2410" w:type="dxa"/>
+            <w:tcW w:w="2580" w:type="dxa"/>
           </w:tcPr>
           <w:p>
             <w:pPr>
@@ -13939,27 +13742,27 @@
         </w:tc>
         <w:tc>
           <w:tcPr>
-            <w:tcW w:w="720" w:type="dxa"/>
-          </w:tcPr>
-          <w:p>
-            <w:pPr>
-              <w:pStyle w:val="25"/>
-              <w:spacing w:before="69" w:line="220" w:lineRule="auto"/>
-              <w:rPr>
-                <w:rFonts w:hint="eastAsia" w:ascii="宋体" w:hAnsi="宋体" w:eastAsia="宋体" w:cs="宋体"/>
-                <w:spacing w:val="-3"/>
-                <w:sz w:val="15"/>
-                <w:szCs w:val="15"/>
-              </w:rPr>
-            </w:pPr>
-            <w:r>
-              <w:rPr>
-                <w:rFonts w:hint="eastAsia" w:ascii="宋体" w:hAnsi="宋体" w:eastAsia="宋体" w:cs="宋体"/>
-                <w:spacing w:val="-3"/>
-                <w:sz w:val="15"/>
-                <w:szCs w:val="15"/>
-              </w:rPr>
-              <w:t>按季度</w:t>
+            <w:tcW w:w="550" w:type="dxa"/>
+          </w:tcPr>
+          <w:p>
+            <w:pPr>
+              <w:pStyle w:val="25"/>
+              <w:spacing w:before="69" w:line="220" w:lineRule="auto"/>
+              <w:rPr>
+                <w:rFonts w:hint="eastAsia" w:ascii="宋体" w:hAnsi="宋体" w:eastAsia="宋体" w:cs="宋体"/>
+                <w:spacing w:val="-3"/>
+                <w:sz w:val="15"/>
+                <w:szCs w:val="15"/>
+              </w:rPr>
+            </w:pPr>
+            <w:r>
+              <w:rPr>
+                <w:rFonts w:hint="eastAsia" w:ascii="宋体" w:hAnsi="宋体" w:eastAsia="宋体" w:cs="宋体"/>
+                <w:spacing w:val="-3"/>
+                <w:sz w:val="15"/>
+                <w:szCs w:val="15"/>
+              </w:rPr>
+              <w:t>季度</w:t>
             </w:r>
           </w:p>
         </w:tc>
@@ -14345,6 +14148,7 @@
         </w:tblPrEx>
         <w:trPr>
           <w:trHeight w:val="656" w:hRule="atLeast"/>
+          <w:jc w:val="center"/>
         </w:trPr>
         <w:tc>
           <w:tcPr>
@@ -14440,7 +14244,7 @@
         </w:tc>
         <w:tc>
           <w:tcPr>
-            <w:tcW w:w="2410" w:type="dxa"/>
+            <w:tcW w:w="2580" w:type="dxa"/>
           </w:tcPr>
           <w:p>
             <w:pPr>
@@ -14466,29 +14270,20 @@
         </w:tc>
         <w:tc>
           <w:tcPr>
-            <w:tcW w:w="720" w:type="dxa"/>
-          </w:tcPr>
-          <w:p>
-            <w:pPr>
-              <w:pStyle w:val="25"/>
-              <w:spacing w:before="69" w:line="220" w:lineRule="auto"/>
-              <w:rPr>
-                <w:rFonts w:hint="eastAsia" w:ascii="宋体" w:hAnsi="宋体" w:eastAsia="宋体" w:cs="宋体"/>
-                <w:spacing w:val="-3"/>
-                <w:sz w:val="15"/>
-                <w:szCs w:val="15"/>
-                <w:lang w:val="en-US" w:eastAsia="zh-CN"/>
-              </w:rPr>
-            </w:pPr>
-            <w:r>
-              <w:rPr>
-                <w:rFonts w:hint="eastAsia" w:ascii="宋体" w:hAnsi="宋体" w:eastAsia="宋体" w:cs="宋体"/>
-                <w:spacing w:val="-3"/>
-                <w:sz w:val="15"/>
-                <w:szCs w:val="15"/>
-              </w:rPr>
-              <w:t>按</w:t>
-            </w:r>
+            <w:tcW w:w="550" w:type="dxa"/>
+          </w:tcPr>
+          <w:p>
+            <w:pPr>
+              <w:pStyle w:val="25"/>
+              <w:spacing w:before="69" w:line="220" w:lineRule="auto"/>
+              <w:rPr>
+                <w:rFonts w:hint="eastAsia" w:ascii="宋体" w:hAnsi="宋体" w:eastAsia="宋体" w:cs="宋体"/>
+                <w:spacing w:val="-3"/>
+                <w:sz w:val="15"/>
+                <w:szCs w:val="15"/>
+                <w:lang w:val="en-US" w:eastAsia="zh-CN"/>
+              </w:rPr>
+            </w:pPr>
             <w:r>
               <w:rPr>
                 <w:rFonts w:hint="eastAsia" w:ascii="宋体" w:hAnsi="宋体" w:eastAsia="宋体" w:cs="宋体"/>
@@ -14929,6 +14724,7 @@
         </w:tblPrEx>
         <w:trPr>
           <w:trHeight w:val="656" w:hRule="atLeast"/>
+          <w:jc w:val="center"/>
         </w:trPr>
         <w:tc>
           <w:tcPr>
@@ -15005,7 +14801,7 @@
         </w:tc>
         <w:tc>
           <w:tcPr>
-            <w:tcW w:w="2410" w:type="dxa"/>
+            <w:tcW w:w="2580" w:type="dxa"/>
             <w:shd w:val="clear" w:color="auto" w:fill="auto"/>
             <w:vAlign w:val="center"/>
           </w:tcPr>
@@ -15035,30 +14831,30 @@
         </w:tc>
         <w:tc>
           <w:tcPr>
-            <w:tcW w:w="720" w:type="dxa"/>
-            <w:shd w:val="clear" w:color="auto" w:fill="auto"/>
-            <w:vAlign w:val="center"/>
-          </w:tcPr>
-          <w:p>
-            <w:pPr>
-              <w:pStyle w:val="25"/>
-              <w:spacing w:before="69" w:line="220" w:lineRule="auto"/>
-              <w:rPr>
-                <w:rFonts w:hint="eastAsia" w:ascii="宋体" w:hAnsi="宋体" w:eastAsia="宋体" w:cs="宋体"/>
-                <w:spacing w:val="-3"/>
-                <w:sz w:val="15"/>
-                <w:szCs w:val="15"/>
-                <w:lang w:val="en-US" w:eastAsia="zh-CN"/>
-              </w:rPr>
-            </w:pPr>
-            <w:r>
-              <w:rPr>
-                <w:rFonts w:hint="eastAsia" w:ascii="宋体" w:hAnsi="宋体" w:eastAsia="宋体" w:cs="宋体"/>
-                <w:spacing w:val="-3"/>
-                <w:sz w:val="15"/>
-                <w:szCs w:val="15"/>
-              </w:rPr>
-              <w:t>按季度</w:t>
+            <w:tcW w:w="550" w:type="dxa"/>
+            <w:shd w:val="clear" w:color="auto" w:fill="auto"/>
+            <w:vAlign w:val="center"/>
+          </w:tcPr>
+          <w:p>
+            <w:pPr>
+              <w:pStyle w:val="25"/>
+              <w:spacing w:before="69" w:line="220" w:lineRule="auto"/>
+              <w:rPr>
+                <w:rFonts w:hint="eastAsia" w:ascii="宋体" w:hAnsi="宋体" w:eastAsia="宋体" w:cs="宋体"/>
+                <w:spacing w:val="-3"/>
+                <w:sz w:val="15"/>
+                <w:szCs w:val="15"/>
+                <w:lang w:val="en-US" w:eastAsia="zh-CN"/>
+              </w:rPr>
+            </w:pPr>
+            <w:r>
+              <w:rPr>
+                <w:rFonts w:hint="eastAsia" w:ascii="宋体" w:hAnsi="宋体" w:eastAsia="宋体" w:cs="宋体"/>
+                <w:spacing w:val="-3"/>
+                <w:sz w:val="15"/>
+                <w:szCs w:val="15"/>
+              </w:rPr>
+              <w:t>季度</w:t>
             </w:r>
           </w:p>
         </w:tc>
@@ -15459,6 +15255,7 @@
         </w:tblPrEx>
         <w:trPr>
           <w:trHeight w:val="656" w:hRule="atLeast"/>
+          <w:jc w:val="center"/>
         </w:trPr>
         <w:tc>
           <w:tcPr>
@@ -15535,7 +15332,7 @@
         </w:tc>
         <w:tc>
           <w:tcPr>
-            <w:tcW w:w="2410" w:type="dxa"/>
+            <w:tcW w:w="2580" w:type="dxa"/>
             <w:shd w:val="clear" w:color="auto" w:fill="auto"/>
             <w:vAlign w:val="center"/>
           </w:tcPr>
@@ -15565,7 +15362,7 @@
         </w:tc>
         <w:tc>
           <w:tcPr>
-            <w:tcW w:w="720" w:type="dxa"/>
+            <w:tcW w:w="550" w:type="dxa"/>
             <w:shd w:val="clear" w:color="auto" w:fill="auto"/>
             <w:vAlign w:val="center"/>
           </w:tcPr>
@@ -15581,16 +15378,6 @@
                 <w:lang w:val="en-US" w:eastAsia="en-US"/>
               </w:rPr>
             </w:pPr>
-            <w:r>
-              <w:rPr>
-                <w:rFonts w:hint="eastAsia" w:ascii="宋体" w:hAnsi="宋体" w:eastAsia="宋体" w:cs="宋体"/>
-                <w:spacing w:val="-3"/>
-                <w:sz w:val="15"/>
-                <w:szCs w:val="15"/>
-                <w:lang w:val="en-US" w:eastAsia="zh-CN"/>
-              </w:rPr>
-              <w:t>按</w:t>
-            </w:r>
             <w:r>
               <w:rPr>
                 <w:rFonts w:hint="eastAsia" w:cs="宋体"/>
@@ -16016,6 +15803,7 @@
         </w:tblPrEx>
         <w:trPr>
           <w:trHeight w:val="656" w:hRule="atLeast"/>
+          <w:jc w:val="center"/>
         </w:trPr>
         <w:tc>
           <w:tcPr>
@@ -16103,7 +15891,7 @@
         </w:tc>
         <w:tc>
           <w:tcPr>
-            <w:tcW w:w="2410" w:type="dxa"/>
+            <w:tcW w:w="2580" w:type="dxa"/>
             <w:shd w:val="clear" w:color="auto" w:fill="auto"/>
             <w:vAlign w:val="center"/>
           </w:tcPr>
@@ -16133,30 +15921,30 @@
         </w:tc>
         <w:tc>
           <w:tcPr>
-            <w:tcW w:w="720" w:type="dxa"/>
-            <w:shd w:val="clear" w:color="auto" w:fill="auto"/>
-            <w:vAlign w:val="center"/>
-          </w:tcPr>
-          <w:p>
-            <w:pPr>
-              <w:pStyle w:val="25"/>
-              <w:spacing w:before="69" w:line="220" w:lineRule="auto"/>
-              <w:rPr>
-                <w:rFonts w:hint="eastAsia" w:ascii="宋体" w:hAnsi="宋体" w:eastAsia="宋体" w:cs="宋体"/>
-                <w:spacing w:val="-3"/>
-                <w:sz w:val="15"/>
-                <w:szCs w:val="15"/>
-                <w:lang w:val="en-US" w:eastAsia="zh-CN"/>
-              </w:rPr>
-            </w:pPr>
-            <w:r>
-              <w:rPr>
-                <w:rFonts w:hint="eastAsia" w:ascii="宋体" w:hAnsi="宋体" w:eastAsia="宋体" w:cs="宋体"/>
-                <w:spacing w:val="-3"/>
-                <w:sz w:val="15"/>
-                <w:szCs w:val="15"/>
-              </w:rPr>
-              <w:t>按季度</w:t>
+            <w:tcW w:w="550" w:type="dxa"/>
+            <w:shd w:val="clear" w:color="auto" w:fill="auto"/>
+            <w:vAlign w:val="center"/>
+          </w:tcPr>
+          <w:p>
+            <w:pPr>
+              <w:pStyle w:val="25"/>
+              <w:spacing w:before="69" w:line="220" w:lineRule="auto"/>
+              <w:rPr>
+                <w:rFonts w:hint="eastAsia" w:ascii="宋体" w:hAnsi="宋体" w:eastAsia="宋体" w:cs="宋体"/>
+                <w:spacing w:val="-3"/>
+                <w:sz w:val="15"/>
+                <w:szCs w:val="15"/>
+                <w:lang w:val="en-US" w:eastAsia="zh-CN"/>
+              </w:rPr>
+            </w:pPr>
+            <w:r>
+              <w:rPr>
+                <w:rFonts w:hint="eastAsia" w:ascii="宋体" w:hAnsi="宋体" w:eastAsia="宋体" w:cs="宋体"/>
+                <w:spacing w:val="-3"/>
+                <w:sz w:val="15"/>
+                <w:szCs w:val="15"/>
+              </w:rPr>
+              <w:t>季度</w:t>
             </w:r>
           </w:p>
         </w:tc>
@@ -16552,6 +16340,7 @@
         </w:tblPrEx>
         <w:trPr>
           <w:trHeight w:val="656" w:hRule="atLeast"/>
+          <w:jc w:val="center"/>
         </w:trPr>
         <w:tc>
           <w:tcPr>
@@ -16620,7 +16409,7 @@
         </w:tc>
         <w:tc>
           <w:tcPr>
-            <w:tcW w:w="2410" w:type="dxa"/>
+            <w:tcW w:w="2580" w:type="dxa"/>
             <w:shd w:val="clear" w:color="auto" w:fill="auto"/>
             <w:vAlign w:val="center"/>
           </w:tcPr>
@@ -16650,30 +16439,30 @@
         </w:tc>
         <w:tc>
           <w:tcPr>
-            <w:tcW w:w="720" w:type="dxa"/>
-            <w:shd w:val="clear" w:color="auto" w:fill="auto"/>
-            <w:vAlign w:val="center"/>
-          </w:tcPr>
-          <w:p>
-            <w:pPr>
-              <w:pStyle w:val="25"/>
-              <w:spacing w:before="69" w:line="220" w:lineRule="auto"/>
-              <w:rPr>
-                <w:rFonts w:hint="eastAsia" w:ascii="宋体" w:hAnsi="宋体" w:eastAsia="宋体" w:cs="宋体"/>
-                <w:spacing w:val="-3"/>
-                <w:sz w:val="15"/>
-                <w:szCs w:val="15"/>
-                <w:lang w:val="en-US" w:eastAsia="zh-CN"/>
-              </w:rPr>
-            </w:pPr>
-            <w:r>
-              <w:rPr>
-                <w:rFonts w:hint="eastAsia" w:ascii="宋体" w:hAnsi="宋体" w:eastAsia="宋体" w:cs="宋体"/>
-                <w:spacing w:val="-3"/>
-                <w:sz w:val="15"/>
-                <w:szCs w:val="15"/>
-              </w:rPr>
-              <w:t>按季度</w:t>
+            <w:tcW w:w="550" w:type="dxa"/>
+            <w:shd w:val="clear" w:color="auto" w:fill="auto"/>
+            <w:vAlign w:val="center"/>
+          </w:tcPr>
+          <w:p>
+            <w:pPr>
+              <w:pStyle w:val="25"/>
+              <w:spacing w:before="69" w:line="220" w:lineRule="auto"/>
+              <w:rPr>
+                <w:rFonts w:hint="eastAsia" w:ascii="宋体" w:hAnsi="宋体" w:eastAsia="宋体" w:cs="宋体"/>
+                <w:spacing w:val="-3"/>
+                <w:sz w:val="15"/>
+                <w:szCs w:val="15"/>
+                <w:lang w:val="en-US" w:eastAsia="zh-CN"/>
+              </w:rPr>
+            </w:pPr>
+            <w:r>
+              <w:rPr>
+                <w:rFonts w:hint="eastAsia" w:ascii="宋体" w:hAnsi="宋体" w:eastAsia="宋体" w:cs="宋体"/>
+                <w:spacing w:val="-3"/>
+                <w:sz w:val="15"/>
+                <w:szCs w:val="15"/>
+              </w:rPr>
+              <w:t>季度</w:t>
             </w:r>
           </w:p>
         </w:tc>
@@ -17109,7 +16898,8 @@
           </w:tblCellMar>
         </w:tblPrEx>
         <w:trPr>
-          <w:trHeight w:val="655" w:hRule="atLeast"/>
+          <w:trHeight w:val="477" w:hRule="atLeast"/>
+          <w:jc w:val="center"/>
         </w:trPr>
         <w:tc>
           <w:tcPr>
@@ -17166,7 +16956,7 @@
         </w:tc>
         <w:tc>
           <w:tcPr>
-            <w:tcW w:w="2410" w:type="dxa"/>
+            <w:tcW w:w="2580" w:type="dxa"/>
           </w:tcPr>
           <w:p>
             <w:pPr>
@@ -17192,27 +16982,27 @@
         </w:tc>
         <w:tc>
           <w:tcPr>
-            <w:tcW w:w="720" w:type="dxa"/>
-          </w:tcPr>
-          <w:p>
-            <w:pPr>
-              <w:pStyle w:val="25"/>
-              <w:spacing w:before="69" w:line="220" w:lineRule="auto"/>
-              <w:rPr>
-                <w:rFonts w:hint="eastAsia" w:ascii="宋体" w:hAnsi="宋体" w:eastAsia="宋体" w:cs="宋体"/>
-                <w:spacing w:val="-3"/>
-                <w:sz w:val="15"/>
-                <w:szCs w:val="15"/>
-              </w:rPr>
-            </w:pPr>
-            <w:r>
-              <w:rPr>
-                <w:rFonts w:hint="eastAsia" w:ascii="宋体" w:hAnsi="宋体" w:eastAsia="宋体" w:cs="宋体"/>
-                <w:spacing w:val="-3"/>
-                <w:sz w:val="15"/>
-                <w:szCs w:val="15"/>
-              </w:rPr>
-              <w:t>按季度</w:t>
+            <w:tcW w:w="550" w:type="dxa"/>
+          </w:tcPr>
+          <w:p>
+            <w:pPr>
+              <w:pStyle w:val="25"/>
+              <w:spacing w:before="69" w:line="220" w:lineRule="auto"/>
+              <w:rPr>
+                <w:rFonts w:hint="eastAsia" w:ascii="宋体" w:hAnsi="宋体" w:eastAsia="宋体" w:cs="宋体"/>
+                <w:spacing w:val="-3"/>
+                <w:sz w:val="15"/>
+                <w:szCs w:val="15"/>
+              </w:rPr>
+            </w:pPr>
+            <w:r>
+              <w:rPr>
+                <w:rFonts w:hint="eastAsia" w:ascii="宋体" w:hAnsi="宋体" w:eastAsia="宋体" w:cs="宋体"/>
+                <w:spacing w:val="-3"/>
+                <w:sz w:val="15"/>
+                <w:szCs w:val="15"/>
+              </w:rPr>
+              <w:t>季度</w:t>
             </w:r>
           </w:p>
         </w:tc>
@@ -17595,7 +17385,8 @@
           </w:tblCellMar>
         </w:tblPrEx>
         <w:trPr>
-          <w:trHeight w:val="650" w:hRule="atLeast"/>
+          <w:trHeight w:val="470" w:hRule="atLeast"/>
+          <w:jc w:val="center"/>
         </w:trPr>
         <w:tc>
           <w:tcPr>
@@ -17677,7 +17468,7 @@
         </w:tc>
         <w:tc>
           <w:tcPr>
-            <w:tcW w:w="2410" w:type="dxa"/>
+            <w:tcW w:w="2580" w:type="dxa"/>
           </w:tcPr>
           <w:p>
             <w:pPr>
@@ -17705,28 +17496,28 @@
         </w:tc>
         <w:tc>
           <w:tcPr>
-            <w:tcW w:w="720" w:type="dxa"/>
-          </w:tcPr>
-          <w:p>
-            <w:pPr>
-              <w:pStyle w:val="25"/>
-              <w:spacing w:before="69" w:line="220" w:lineRule="auto"/>
-              <w:rPr>
-                <w:rFonts w:hint="eastAsia" w:ascii="宋体" w:hAnsi="宋体" w:eastAsia="宋体" w:cs="宋体"/>
-                <w:spacing w:val="-3"/>
-                <w:sz w:val="15"/>
-                <w:szCs w:val="15"/>
-              </w:rPr>
-            </w:pPr>
-            <w:r>
-              <w:rPr>
-                <w:rFonts w:hint="eastAsia" w:ascii="宋体" w:hAnsi="宋体" w:eastAsia="宋体" w:cs="宋体"/>
-                <w:spacing w:val="-3"/>
-                <w:sz w:val="15"/>
-                <w:szCs w:val="15"/>
-                <w:lang w:val="en-US" w:eastAsia="zh-CN"/>
-              </w:rPr>
-              <w:t>按半年</w:t>
+            <w:tcW w:w="550" w:type="dxa"/>
+          </w:tcPr>
+          <w:p>
+            <w:pPr>
+              <w:pStyle w:val="25"/>
+              <w:spacing w:before="69" w:line="220" w:lineRule="auto"/>
+              <w:rPr>
+                <w:rFonts w:hint="eastAsia" w:ascii="宋体" w:hAnsi="宋体" w:eastAsia="宋体" w:cs="宋体"/>
+                <w:spacing w:val="-3"/>
+                <w:sz w:val="15"/>
+                <w:szCs w:val="15"/>
+              </w:rPr>
+            </w:pPr>
+            <w:r>
+              <w:rPr>
+                <w:rFonts w:hint="eastAsia" w:ascii="宋体" w:hAnsi="宋体" w:eastAsia="宋体" w:cs="宋体"/>
+                <w:spacing w:val="-3"/>
+                <w:sz w:val="15"/>
+                <w:szCs w:val="15"/>
+                <w:lang w:val="en-US" w:eastAsia="zh-CN"/>
+              </w:rPr>
+              <w:t>半年</w:t>
             </w:r>
           </w:p>
         </w:tc>
@@ -18070,7 +17861,8 @@
           </w:tblCellMar>
         </w:tblPrEx>
         <w:trPr>
-          <w:trHeight w:val="655" w:hRule="atLeast"/>
+          <w:trHeight w:val="453" w:hRule="atLeast"/>
+          <w:jc w:val="center"/>
         </w:trPr>
         <w:tc>
           <w:tcPr>
@@ -18165,7 +17957,7 @@
         </w:tc>
         <w:tc>
           <w:tcPr>
-            <w:tcW w:w="2410" w:type="dxa"/>
+            <w:tcW w:w="2580" w:type="dxa"/>
           </w:tcPr>
           <w:p>
             <w:pPr>
@@ -18191,29 +17983,20 @@
         </w:tc>
         <w:tc>
           <w:tcPr>
-            <w:tcW w:w="720" w:type="dxa"/>
-          </w:tcPr>
-          <w:p>
-            <w:pPr>
-              <w:pStyle w:val="25"/>
-              <w:spacing w:before="69" w:line="220" w:lineRule="auto"/>
-              <w:rPr>
-                <w:rFonts w:hint="eastAsia" w:ascii="宋体" w:hAnsi="宋体" w:eastAsia="宋体" w:cs="宋体"/>
-                <w:spacing w:val="-3"/>
-                <w:sz w:val="15"/>
-                <w:szCs w:val="15"/>
-                <w:lang w:val="en-US" w:eastAsia="zh-CN"/>
-              </w:rPr>
-            </w:pPr>
-            <w:r>
-              <w:rPr>
-                <w:rFonts w:hint="eastAsia" w:ascii="宋体" w:hAnsi="宋体" w:eastAsia="宋体" w:cs="宋体"/>
-                <w:spacing w:val="-3"/>
-                <w:sz w:val="15"/>
-                <w:szCs w:val="15"/>
-              </w:rPr>
-              <w:t>按</w:t>
-            </w:r>
+            <w:tcW w:w="550" w:type="dxa"/>
+          </w:tcPr>
+          <w:p>
+            <w:pPr>
+              <w:pStyle w:val="25"/>
+              <w:spacing w:before="69" w:line="220" w:lineRule="auto"/>
+              <w:rPr>
+                <w:rFonts w:hint="eastAsia" w:ascii="宋体" w:hAnsi="宋体" w:eastAsia="宋体" w:cs="宋体"/>
+                <w:spacing w:val="-3"/>
+                <w:sz w:val="15"/>
+                <w:szCs w:val="15"/>
+                <w:lang w:val="en-US" w:eastAsia="zh-CN"/>
+              </w:rPr>
+            </w:pPr>
             <w:r>
               <w:rPr>
                 <w:rFonts w:hint="eastAsia" w:ascii="宋体" w:hAnsi="宋体" w:eastAsia="宋体" w:cs="宋体"/>
@@ -18587,7 +18370,7 @@
               <w:pStyle w:val="25"/>
               <w:spacing w:before="69" w:line="220" w:lineRule="auto"/>
               <w:rPr>
-                <w:rFonts w:hint="eastAsia" w:ascii="宋体" w:hAnsi="宋体" w:eastAsia="宋体" w:cs="宋体"/>
+                <w:rFonts w:hint="default" w:ascii="宋体" w:hAnsi="宋体" w:eastAsia="宋体" w:cs="宋体"/>
                 <w:snapToGrid w:val="0"/>
                 <w:color w:val="000000"/>
                 <w:kern w:val="0"/>
@@ -18607,7 +18390,7 @@
                 <w:szCs w:val="15"/>
                 <w:lang w:val="en-US" w:eastAsia="zh-CN" w:bidi="ar-SA"/>
               </w:rPr>
-              <w:t>96</w:t>
+              <w:t>96分</w:t>
             </w:r>
           </w:p>
         </w:tc>
@@ -18630,7 +18413,8 @@
           </w:tblCellMar>
         </w:tblPrEx>
         <w:trPr>
-          <w:trHeight w:val="655" w:hRule="atLeast"/>
+          <w:trHeight w:val="453" w:hRule="atLeast"/>
+          <w:jc w:val="center"/>
         </w:trPr>
         <w:tc>
           <w:tcPr>
@@ -18718,7 +18502,7 @@
         </w:tc>
         <w:tc>
           <w:tcPr>
-            <w:tcW w:w="2410" w:type="dxa"/>
+            <w:tcW w:w="2580" w:type="dxa"/>
           </w:tcPr>
           <w:p>
             <w:pPr>
@@ -18746,29 +18530,20 @@
         </w:tc>
         <w:tc>
           <w:tcPr>
-            <w:tcW w:w="720" w:type="dxa"/>
-          </w:tcPr>
-          <w:p>
-            <w:pPr>
-              <w:pStyle w:val="25"/>
-              <w:spacing w:before="69" w:line="220" w:lineRule="auto"/>
-              <w:rPr>
-                <w:rFonts w:hint="eastAsia" w:ascii="宋体" w:hAnsi="宋体" w:eastAsia="宋体" w:cs="宋体"/>
-                <w:spacing w:val="-3"/>
-                <w:sz w:val="15"/>
-                <w:szCs w:val="15"/>
-                <w:lang w:val="en-US" w:eastAsia="zh-CN"/>
-              </w:rPr>
-            </w:pPr>
-            <w:r>
-              <w:rPr>
-                <w:rFonts w:hint="eastAsia" w:ascii="宋体" w:hAnsi="宋体" w:eastAsia="宋体" w:cs="宋体"/>
-                <w:spacing w:val="-3"/>
-                <w:sz w:val="15"/>
-                <w:szCs w:val="15"/>
-              </w:rPr>
-              <w:t>按</w:t>
-            </w:r>
+            <w:tcW w:w="550" w:type="dxa"/>
+          </w:tcPr>
+          <w:p>
+            <w:pPr>
+              <w:pStyle w:val="25"/>
+              <w:spacing w:before="69" w:line="220" w:lineRule="auto"/>
+              <w:rPr>
+                <w:rFonts w:hint="eastAsia" w:ascii="宋体" w:hAnsi="宋体" w:eastAsia="宋体" w:cs="宋体"/>
+                <w:spacing w:val="-3"/>
+                <w:sz w:val="15"/>
+                <w:szCs w:val="15"/>
+                <w:lang w:val="en-US" w:eastAsia="zh-CN"/>
+              </w:rPr>
+            </w:pPr>
             <w:r>
               <w:rPr>
                 <w:rFonts w:hint="eastAsia" w:ascii="宋体" w:hAnsi="宋体" w:eastAsia="宋体" w:cs="宋体"/>
@@ -19168,7 +18943,8 @@
           </w:tblCellMar>
         </w:tblPrEx>
         <w:trPr>
-          <w:trHeight w:val="435" w:hRule="atLeast"/>
+          <w:trHeight w:val="363" w:hRule="atLeast"/>
+          <w:jc w:val="center"/>
         </w:trPr>
         <w:tc>
           <w:tcPr>
@@ -19219,7 +18995,7 @@
                 <w:szCs w:val="15"/>
                 <w:lang w:val="en-US" w:eastAsia="zh-CN"/>
               </w:rPr>
-              <w:t>管理评审</w:t>
+              <w:t>管理审</w:t>
             </w:r>
           </w:p>
         </w:tc>
@@ -19257,7 +19033,7 @@
         </w:tc>
         <w:tc>
           <w:tcPr>
-            <w:tcW w:w="2410" w:type="dxa"/>
+            <w:tcW w:w="2580" w:type="dxa"/>
             <w:shd w:val="clear" w:color="auto" w:fill="auto"/>
           </w:tcPr>
           <w:p>
@@ -19286,30 +19062,21 @@
         </w:tc>
         <w:tc>
           <w:tcPr>
-            <w:tcW w:w="720" w:type="dxa"/>
-            <w:shd w:val="clear" w:color="auto" w:fill="auto"/>
-          </w:tcPr>
-          <w:p>
-            <w:pPr>
-              <w:pStyle w:val="25"/>
-              <w:spacing w:before="69" w:line="220" w:lineRule="auto"/>
-              <w:rPr>
-                <w:rFonts w:hint="eastAsia" w:ascii="宋体" w:hAnsi="宋体" w:eastAsia="宋体" w:cs="宋体"/>
-                <w:spacing w:val="-3"/>
-                <w:sz w:val="15"/>
-                <w:szCs w:val="15"/>
-                <w:lang w:val="en-US" w:eastAsia="zh-CN"/>
-              </w:rPr>
-            </w:pPr>
-            <w:r>
-              <w:rPr>
-                <w:rFonts w:hint="eastAsia" w:ascii="宋体" w:hAnsi="宋体" w:eastAsia="宋体" w:cs="宋体"/>
-                <w:spacing w:val="-3"/>
-                <w:sz w:val="15"/>
-                <w:szCs w:val="15"/>
-              </w:rPr>
-              <w:t>按</w:t>
-            </w:r>
+            <w:tcW w:w="550" w:type="dxa"/>
+            <w:shd w:val="clear" w:color="auto" w:fill="auto"/>
+          </w:tcPr>
+          <w:p>
+            <w:pPr>
+              <w:pStyle w:val="25"/>
+              <w:spacing w:before="69" w:line="220" w:lineRule="auto"/>
+              <w:rPr>
+                <w:rFonts w:hint="eastAsia" w:ascii="宋体" w:hAnsi="宋体" w:eastAsia="宋体" w:cs="宋体"/>
+                <w:spacing w:val="-3"/>
+                <w:sz w:val="15"/>
+                <w:szCs w:val="15"/>
+                <w:lang w:val="en-US" w:eastAsia="zh-CN"/>
+              </w:rPr>
+            </w:pPr>
             <w:r>
               <w:rPr>
                 <w:rFonts w:hint="eastAsia" w:ascii="宋体" w:hAnsi="宋体" w:eastAsia="宋体" w:cs="宋体"/>
@@ -19695,6 +19462,126 @@
                 <w:lang w:val="en-US" w:eastAsia="zh-CN" w:bidi="ar-SA"/>
               </w:rPr>
               <w:t>1次</w:t>
+            </w:r>
+          </w:p>
+        </w:tc>
+      </w:tr>
+      <w:tr>
+        <w:tblPrEx>
+          <w:tblBorders>
+            <w:top w:val="single" w:color="000000" w:sz="4" w:space="0"/>
+            <w:left w:val="single" w:color="000000" w:sz="4" w:space="0"/>
+            <w:bottom w:val="single" w:color="000000" w:sz="4" w:space="0"/>
+            <w:right w:val="single" w:color="000000" w:sz="4" w:space="0"/>
+            <w:insideH w:val="single" w:color="000000" w:sz="4" w:space="0"/>
+            <w:insideV w:val="single" w:color="000000" w:sz="4" w:space="0"/>
+          </w:tblBorders>
+          <w:tblCellMar>
+            <w:top w:w="0" w:type="dxa"/>
+            <w:left w:w="0" w:type="dxa"/>
+            <w:bottom w:w="0" w:type="dxa"/>
+            <w:right w:w="0" w:type="dxa"/>
+          </w:tblCellMar>
+        </w:tblPrEx>
+        <w:trPr>
+          <w:trHeight w:val="363" w:hRule="atLeast"/>
+          <w:jc w:val="center"/>
+        </w:trPr>
+        <w:tc>
+          <w:tcPr>
+            <w:tcW w:w="10230" w:type="dxa"/>
+            <w:gridSpan w:val="17"/>
+            <w:tcBorders>
+              <w:top w:val="single" w:color="auto" w:sz="4" w:space="0"/>
+              <w:left w:val="single" w:color="auto" w:sz="4" w:space="0"/>
+              <w:bottom w:val="single" w:color="auto" w:sz="4" w:space="0"/>
+            </w:tcBorders>
+          </w:tcPr>
+          <w:p>
+            <w:pPr>
+              <w:pStyle w:val="25"/>
+              <w:spacing w:before="69" w:line="220" w:lineRule="auto"/>
+              <w:rPr>
+                <w:rFonts w:hint="eastAsia" w:cs="宋体"/>
+                <w:snapToGrid w:val="0"/>
+                <w:color w:val="000000"/>
+                <w:spacing w:val="-3"/>
+                <w:kern w:val="0"/>
+                <w:sz w:val="24"/>
+                <w:szCs w:val="24"/>
+                <w:lang w:val="en-US" w:eastAsia="zh-CN" w:bidi="ar-SA"/>
+              </w:rPr>
+            </w:pPr>
+            <w:r>
+              <w:rPr>
+                <w:rFonts w:hint="eastAsia" w:cs="宋体"/>
+                <w:snapToGrid w:val="0"/>
+                <w:color w:val="000000"/>
+                <w:spacing w:val="-3"/>
+                <w:kern w:val="0"/>
+                <w:sz w:val="24"/>
+                <w:szCs w:val="24"/>
+                <w:lang w:val="en-US" w:eastAsia="zh-CN" w:bidi="ar-SA"/>
+              </w:rPr>
+              <w:t>针对最终软件库不满足KPI指标的现状，下一步应当：</w:t>
+            </w:r>
+          </w:p>
+          <w:p>
+            <w:pPr>
+              <w:pStyle w:val="25"/>
+              <w:spacing w:before="69" w:line="220" w:lineRule="auto"/>
+              <w:rPr>
+                <w:rFonts w:hint="default" w:cs="宋体"/>
+                <w:snapToGrid w:val="0"/>
+                <w:color w:val="000000"/>
+                <w:spacing w:val="-3"/>
+                <w:kern w:val="0"/>
+                <w:sz w:val="24"/>
+                <w:szCs w:val="24"/>
+                <w:lang w:val="en-US" w:eastAsia="zh-CN" w:bidi="ar-SA"/>
+              </w:rPr>
+            </w:pPr>
+            <w:r>
+              <w:rPr>
+                <w:rFonts w:hint="default" w:cs="宋体"/>
+                <w:snapToGrid w:val="0"/>
+                <w:color w:val="000000"/>
+                <w:spacing w:val="-3"/>
+                <w:kern w:val="0"/>
+                <w:sz w:val="24"/>
+                <w:szCs w:val="24"/>
+                <w:lang w:val="en-US" w:eastAsia="zh-CN" w:bidi="ar-SA"/>
+              </w:rPr>
+              <w:t>1.学习github使用</w:t>
+            </w:r>
+          </w:p>
+          <w:p>
+            <w:pPr>
+              <w:pStyle w:val="25"/>
+              <w:spacing w:before="69" w:line="220" w:lineRule="auto"/>
+              <w:rPr>
+                <w:rFonts w:hint="default" w:cs="宋体"/>
+                <w:snapToGrid w:val="0"/>
+                <w:color w:val="000000"/>
+                <w:spacing w:val="-3"/>
+                <w:kern w:val="0"/>
+                <w:sz w:val="15"/>
+                <w:szCs w:val="15"/>
+                <w:lang w:val="en-US" w:eastAsia="zh-CN" w:bidi="ar-SA"/>
+              </w:rPr>
+            </w:pPr>
+            <w:r>
+              <w:rPr>
+                <w:rFonts w:hint="default" w:cs="宋体"/>
+                <w:snapToGrid w:val="0"/>
+                <w:color w:val="000000"/>
+                <w:spacing w:val="-3"/>
+                <w:kern w:val="0"/>
+                <w:sz w:val="24"/>
+                <w:szCs w:val="24"/>
+                <w:lang w:val="en-US" w:eastAsia="zh-CN" w:bidi="ar-SA"/>
+              </w:rPr>
+              <w:t>2.对研发部人员进行培训,杜绝版本管理不规范的情况再次发生</w:t>
             </w:r>
           </w:p>
         </w:tc>
@@ -19714,8 +19601,8 @@
     </w:p>
     <w:sectPr>
       <w:footerReference r:id="rId5" w:type="default"/>
-      <w:pgSz w:w="16839" w:h="11906" w:orient="landscape"/>
-      <w:pgMar w:top="1768" w:right="1039" w:bottom="1245" w:left="1465" w:header="0" w:footer="1233" w:gutter="0"/>
+      <w:pgSz w:w="11906" w:h="16839"/>
+      <w:pgMar w:top="1039" w:right="1245" w:bottom="1465" w:left="1768" w:header="0" w:footer="1233" w:gutter="0"/>
       <w:cols w:space="720" w:num="1"/>
     </w:sectPr>
   </w:body>
@@ -21191,12 +21078,235 @@
 <s:customData xmlns="http://www.wps.cn/officeDocument/2013/wpsCustomData" xmlns:s="http://www.wps.cn/officeDocument/2013/wpsCustomData">
   <customSectProps>
     <customSectPr/>
-    <customSectPr/>
   </customSectProps>
   <customShpExts>
     <customShpInfo spid="_x0000_s4097"/>
   </customShpExts>
 </s:customData>
+</file>
+
+<file path=customXml/item2.xml><?xml version="1.0" encoding="utf-8"?>
+<contractReview xmlns="http://schemas.wps.cn/vas-ai-hub/contract-review">
+  <reviewItems>
+    <reviewItem>
+      <errorID>c5fb279e-242d-4886-a1db-71119ac2088a</errorID>
+      <errorWord>(</errorWord>
+      <group>L1_Format</group>
+      <groupName>格式问题</groupName>
+      <ability>L2_HalfPunc</ability>
+      <abilityName>全半角检查</abilityName>
+      <candidateList>
+        <item>（</item>
+      </candidateList>
+      <explain>文本全半角错误。</explain>
+      <paraID>63186B3C</paraID>
+      <start>14</start>
+      <end>15</end>
+      <status>modified</status>
+      <modifiedWord>（</modifiedWord>
+      <trackRevisions>false</trackRevisions>
+    </reviewItem>
+    <reviewItem>
+      <errorID>7f54444d-9bbf-4f74-abd0-3442ae262bd9</errorID>
+      <errorWord>截止2025</errorWord>
+      <group>L1_Word</group>
+      <groupName>字词问题</groupName>
+      <ability>L2_Typo</ability>
+      <abilityName>字词错误</abilityName>
+      <candidateList>
+        <item>截至2025</item>
+      </candidateList>
+      <explain/>
+      <paraID>63186B3C</paraID>
+      <start>15</start>
+      <end>21</end>
+      <status>modified</status>
+      <modifiedWord>截至2025</modifiedWord>
+      <trackRevisions>false</trackRevisions>
+    </reviewItem>
+    <reviewItem>
+      <errorID>54229931-0172-4e64-9da5-5e0786b92844</errorID>
+      <errorWord>)</errorWord>
+      <group>L1_Format</group>
+      <groupName>格式问题</groupName>
+      <ability>L2_HalfPunc</ability>
+      <abilityName>全半角检查</abilityName>
+      <candidateList>
+        <item>）</item>
+      </candidateList>
+      <explain>文本全半角错误。</explain>
+      <paraID>63186B3C</paraID>
+      <start>25</start>
+      <end>26</end>
+      <status>modified</status>
+      <modifiedWord>）</modifiedWord>
+      <trackRevisions>false</trackRevisions>
+    </reviewItem>
+    <reviewItem>
+      <errorID>d74522bc-ce93-4d71-bb3a-ceb6384176f7</errorID>
+      <errorWord>(</errorWord>
+      <group>L1_Format</group>
+      <groupName>格式问题</groupName>
+      <ability>L2_HalfPunc</ability>
+      <abilityName>全半角检查</abilityName>
+      <candidateList>
+        <item>（</item>
+      </candidateList>
+      <explain>文本全半角错误。</explain>
+      <paraID>27292392</paraID>
+      <start>0</start>
+      <end>1</end>
+      <status>ignored</status>
+      <modifiedWord/>
+      <trackRevisions>false</trackRevisions>
+    </reviewItem>
+    <reviewItem>
+      <errorID>22a27c22-8a2d-446d-8835-2403e2592dbc</errorID>
+      <errorWord>)</errorWord>
+      <group>L1_Format</group>
+      <groupName>格式问题</groupName>
+      <ability>L2_HalfPunc</ability>
+      <abilityName>全半角检查</abilityName>
+      <candidateList>
+        <item>）</item>
+      </candidateList>
+      <explain>文本全半角错误。</explain>
+      <paraID>27292392</paraID>
+      <start>20</start>
+      <end>21</end>
+      <status>unmodified</status>
+      <modifiedWord/>
+      <trackRevisions>false</trackRevisions>
+    </reviewItem>
+    <reviewItem>
+      <errorID>9c77948a-c28c-44b9-a3dd-08ade745f40e</errorID>
+      <errorWord>(</errorWord>
+      <group>L1_Format</group>
+      <groupName>格式问题</groupName>
+      <ability>L2_HalfPunc</ability>
+      <abilityName>全半角检查</abilityName>
+      <candidateList>
+        <item>（</item>
+      </candidateList>
+      <explain>文本全半角错误。</explain>
+      <paraID>6408BC57</paraID>
+      <start>2</start>
+      <end>3</end>
+      <status>unmodified</status>
+      <modifiedWord/>
+      <trackRevisions>false</trackRevisions>
+    </reviewItem>
+    <reviewItem>
+      <errorID>32693135-7a4b-46d5-82c1-7445c245eb59</errorID>
+      <errorWord>)</errorWord>
+      <group>L1_Format</group>
+      <groupName>格式问题</groupName>
+      <ability>L2_HalfPunc</ability>
+      <abilityName>全半角检查</abilityName>
+      <candidateList>
+        <item>）</item>
+      </candidateList>
+      <explain>文本全半角错误。</explain>
+      <paraID>6408BC57</paraID>
+      <start>12</start>
+      <end>13</end>
+      <status>unmodified</status>
+      <modifiedWord/>
+      <trackRevisions>false</trackRevisions>
+    </reviewItem>
+    <reviewItem>
+      <errorID>998040e0-d1eb-4366-9252-cf87bf9eee6c</errorID>
+      <errorWord>(</errorWord>
+      <group>L1_Format</group>
+      <groupName>格式问题</groupName>
+      <ability>L2_HalfPunc</ability>
+      <abilityName>全半角检查</abilityName>
+      <candidateList>
+        <item>（</item>
+      </candidateList>
+      <explain>文本全半角错误。</explain>
+      <paraID>72774D61</paraID>
+      <start>0</start>
+      <end>1</end>
+      <status>unmodified</status>
+      <modifiedWord/>
+      <trackRevisions>false</trackRevisions>
+    </reviewItem>
+    <reviewItem>
+      <errorID>dc13757c-3f0f-4a3b-b81e-d7689308555f</errorID>
+      <errorWord>)</errorWord>
+      <group>L1_Format</group>
+      <groupName>格式问题</groupName>
+      <ability>L2_HalfPunc</ability>
+      <abilityName>全半角检查</abilityName>
+      <candidateList>
+        <item>）</item>
+      </candidateList>
+      <explain>文本全半角错误。</explain>
+      <paraID>72774D61</paraID>
+      <start>13</start>
+      <end>14</end>
+      <status>unmodified</status>
+      <modifiedWord/>
+      <trackRevisions>false</trackRevisions>
+    </reviewItem>
+    <reviewItem>
+      <errorID>5544675b-16ec-4a28-a3ec-ab6b5d8b09d2</errorID>
+      <errorWord>:</errorWord>
+      <group>L1_Format</group>
+      <groupName>格式问题</groupName>
+      <ability>L2_HalfPunc</ability>
+      <abilityName>全半角检查</abilityName>
+      <candidateList>
+        <item>：</item>
+      </candidateList>
+      <explain>文本全半角错误。</explain>
+      <paraID>1BE7E50B</paraID>
+      <start>2</start>
+      <end>3</end>
+      <status>unmodified</status>
+      <modifiedWord/>
+      <trackRevisions>false</trackRevisions>
+    </reviewItem>
+    <reviewItem>
+      <errorID>5e1a2f90-c89f-430c-b934-fc90e01c7467</errorID>
+      <errorWord>:</errorWord>
+      <group>L1_Format</group>
+      <groupName>格式问题</groupName>
+      <ability>L2_HalfPunc</ability>
+      <abilityName>全半角检查</abilityName>
+      <candidateList>
+        <item>：</item>
+      </candidateList>
+      <explain>文本全半角错误。</explain>
+      <paraID>735574A3</paraID>
+      <start>2</start>
+      <end>3</end>
+      <status>unmodified</status>
+      <modifiedWord/>
+      <trackRevisions>false</trackRevisions>
+    </reviewItem>
+    <reviewItem>
+      <errorID>78a90b4a-6010-4deb-9de0-d87775be1281</errorID>
+      <errorWord>,</errorWord>
+      <group>L1_Format</group>
+      <groupName>格式问题</groupName>
+      <ability>L2_HalfPunc</ability>
+      <abilityName>全半角检查</abilityName>
+      <candidateList>
+        <item>，</item>
+      </candidateList>
+      <explain>文本全半角错误。</explain>
+      <paraID> 5523540</paraID>
+      <start>12</start>
+      <end>13</end>
+      <status>unmodified</status>
+      <modifiedWord/>
+      <trackRevisions>false</trackRevisions>
+    </reviewItem>
+  </reviewItems>
+  <config/>
+</contractReview>
 </file>
 
 <file path=customXml/itemProps1.xml><?xml version="1.0" encoding="utf-8"?>
@@ -21205,4 +21315,10 @@
     <ds:schemaRef ds:uri="http://www.wps.cn/officeDocument/2013/wpsCustomData"/>
   </ds:schemaRefs>
 </ds:datastoreItem>
+</file>
+
+<file path=customXml/itemProps2.xml><?xml version="1.0" encoding="utf-8"?>
+<ds:datastoreItem xmlns:ds="http://schemas.openxmlformats.org/officeDocument/2006/customXml" ds:itemID="{81c57fa0-89ef-47df-81b7-594c650d33c7}">
+  <ds:schemaRefs/>
+</ds:datastoreItem>
 </file>